--- a/vizsgaremek_doku_minta.docx
+++ b/vizsgaremek_doku_minta.docx
@@ -57,9 +57,11 @@
       <w:pPr>
         <w:pStyle w:val="Alcm"/>
       </w:pPr>
-      <w:r>
-        <w:t>A programom címe</w:t>
-      </w:r>
+      <w:proofErr w:type="spellStart"/>
+      <w:r>
+        <w:t>GameHUB</w:t>
+      </w:r>
+      <w:proofErr w:type="spellEnd"/>
     </w:p>
     <w:p>
       <w:pPr>
@@ -83,25 +85,18 @@
         <w:ind w:left="1701"/>
       </w:pPr>
       <w:r>
-        <w:t>Ivanics Bálint</w:t>
+        <w:t>Kovács Árpád</w:t>
       </w:r>
       <w:r>
         <w:tab/>
       </w:r>
-      <w:r>
-        <w:t>Piróth Bence</w:t>
-      </w:r>
-    </w:p>
-    <w:p>
-      <w:pPr>
-        <w:tabs>
-          <w:tab w:val="left" w:pos="6096"/>
-        </w:tabs>
-        <w:ind w:left="1701"/>
-      </w:pPr>
-      <w:r>
-        <w:tab/>
-        <w:t>Kökény Dávid</w:t>
+      <w:proofErr w:type="spellStart"/>
+      <w:r>
+        <w:t>Piróth</w:t>
+      </w:r>
+      <w:proofErr w:type="spellEnd"/>
+      <w:r>
+        <w:t xml:space="preserve"> Bence</w:t>
       </w:r>
     </w:p>
     <w:p>
@@ -1921,7 +1916,49 @@
         <w:rPr>
           <w:color w:val="000000" w:themeColor="text1"/>
         </w:rPr>
-        <w:t>Minket nagyon zavart az, hogy nem találtuk meg azokat a filmeket amiket kerestünk. Az emberek sok pénzt dobnak ki különböző platformokra, hogy megtalálják azt a filmet amit keresnek (és vagy megtalálják, vagy nem). Mi olyan témát választottunk ami ezt megpróbálná egyszerűsíteni.</w:t>
+        <w:t xml:space="preserve">Minket nagyon zavart az, hogy nem találtuk meg azokat a </w:t>
+      </w:r>
+      <w:proofErr w:type="gramStart"/>
+      <w:r>
+        <w:rPr>
+          <w:color w:val="000000" w:themeColor="text1"/>
+        </w:rPr>
+        <w:t>filmeket</w:t>
+      </w:r>
+      <w:proofErr w:type="gramEnd"/>
+      <w:r>
+        <w:rPr>
+          <w:color w:val="000000" w:themeColor="text1"/>
+        </w:rPr>
+        <w:t xml:space="preserve"> amiket kerestünk. Az emberek sok pénzt dobnak ki különböző platformokra, hogy megtalálják azt a </w:t>
+      </w:r>
+      <w:proofErr w:type="gramStart"/>
+      <w:r>
+        <w:rPr>
+          <w:color w:val="000000" w:themeColor="text1"/>
+        </w:rPr>
+        <w:t>filmet</w:t>
+      </w:r>
+      <w:proofErr w:type="gramEnd"/>
+      <w:r>
+        <w:rPr>
+          <w:color w:val="000000" w:themeColor="text1"/>
+        </w:rPr>
+        <w:t xml:space="preserve"> amit keresnek (és vagy megtalálják, vagy nem). Mi olyan témát </w:t>
+      </w:r>
+      <w:proofErr w:type="gramStart"/>
+      <w:r>
+        <w:rPr>
+          <w:color w:val="000000" w:themeColor="text1"/>
+        </w:rPr>
+        <w:t>választottunk</w:t>
+      </w:r>
+      <w:proofErr w:type="gramEnd"/>
+      <w:r>
+        <w:rPr>
+          <w:color w:val="000000" w:themeColor="text1"/>
+        </w:rPr>
+        <w:t xml:space="preserve"> ami ezt megpróbálná egyszerűsíteni.</w:t>
       </w:r>
     </w:p>
     <w:p>
@@ -1940,7 +1977,21 @@
         <w:rPr>
           <w:color w:val="FF0000"/>
         </w:rPr>
-        <w:t>Életszerű, valódi problémára nyújt megoldást. • Adattárolási és -kezelési funkciókat is megvalósít. • RESTful architektúrának megfelelő szerver és kliens oldali komponenseket egyaránt tartalmaz. • A kliens oldali komponens vagy komponensek egyaránt alkalmasak asztali és mobil eszközökön történő használatra. Mobil eszközre kifejlesztett kliens esetén natív mobil alkalmazás, vagy azzal hozzávetőlegesen megegyező felhasználói élményt nyújtó webes kliens egyaránt alkalmazható. Asztali eszközökre fejlesztett kliens oldali komponensnél mindenképpen szükséges webes megvalósítás is, de emellett opcionálisan natív, asztali alkalmazás is a csomag része lehet. (pl. A felhasználóknak szánt interfész webes megjelenítést használ, míg az adminisztrációs felület natív asztali alkalmazásként készül el)</w:t>
+        <w:t xml:space="preserve">Életszerű, valódi problémára nyújt megoldást. • Adattárolási és -kezelési funkciókat is megvalósít. • </w:t>
+      </w:r>
+      <w:proofErr w:type="spellStart"/>
+      <w:r>
+        <w:rPr>
+          <w:color w:val="FF0000"/>
+        </w:rPr>
+        <w:t>RESTful</w:t>
+      </w:r>
+      <w:proofErr w:type="spellEnd"/>
+      <w:r>
+        <w:rPr>
+          <w:color w:val="FF0000"/>
+        </w:rPr>
+        <w:t xml:space="preserve"> architektúrának megfelelő szerver és kliens oldali komponenseket egyaránt tartalmaz. • A kliens oldali komponens vagy komponensek egyaránt alkalmasak asztali és mobil eszközökön történő használatra. Mobil eszközre kifejlesztett kliens esetén natív mobil alkalmazás, vagy azzal hozzávetőlegesen megegyező felhasználói élményt nyújtó webes kliens egyaránt alkalmazható. Asztali eszközökre fejlesztett kliens oldali komponensnél mindenképpen szükséges webes megvalósítás is, de emellett opcionálisan natív, asztali alkalmazás is a csomag része lehet. (pl. A felhasználóknak szánt interfész webes megjelenítést használ, míg az adminisztrációs felület natív asztali alkalmazásként készül el)</w:t>
       </w:r>
     </w:p>
     <w:p/>
@@ -2104,20 +2155,76 @@
         <w:rPr>
           <w:color w:val="FF0000"/>
         </w:rPr>
-        <w:t xml:space="preserve">Le kell írni, hogy mely operációs rendszere(ke)n fut a program, és milyen egyéb szoftver komponensek szükségesek a működéshez (pl. .NET, DirectX, esetleg adatbázis-szerver és adatbázis-állományok, stb.) A beadott CD-n ezeknek is ott kell lenniük. </w:t>
-      </w:r>
-    </w:p>
-    <w:p>
-      <w:pPr>
-        <w:rPr>
-          <w:color w:val="FF0000"/>
-        </w:rPr>
-      </w:pPr>
-      <w:r>
-        <w:rPr>
-          <w:color w:val="FF0000"/>
-        </w:rPr>
-        <w:t xml:space="preserve">Ajánlott terjedelem: ½ -1 oldal, felsorolásszerűen leírva </w:t>
+        <w:t>Le kell írni, hogy mely operációs rendszere(</w:t>
+      </w:r>
+      <w:proofErr w:type="spellStart"/>
+      <w:r>
+        <w:rPr>
+          <w:color w:val="FF0000"/>
+        </w:rPr>
+        <w:t>ke</w:t>
+      </w:r>
+      <w:proofErr w:type="spellEnd"/>
+      <w:r>
+        <w:rPr>
+          <w:color w:val="FF0000"/>
+        </w:rPr>
+        <w:t xml:space="preserve">)n fut a program, és milyen egyéb szoftver komponensek szükségesek a működéshez (pl. .NET, </w:t>
+      </w:r>
+      <w:proofErr w:type="spellStart"/>
+      <w:r>
+        <w:rPr>
+          <w:color w:val="FF0000"/>
+        </w:rPr>
+        <w:t>DirectX</w:t>
+      </w:r>
+      <w:proofErr w:type="spellEnd"/>
+      <w:r>
+        <w:rPr>
+          <w:color w:val="FF0000"/>
+        </w:rPr>
+        <w:t xml:space="preserve">, esetleg adatbázis-szerver és </w:t>
+      </w:r>
+      <w:proofErr w:type="gramStart"/>
+      <w:r>
+        <w:rPr>
+          <w:color w:val="FF0000"/>
+        </w:rPr>
+        <w:t>adatbázis-állományok,</w:t>
+      </w:r>
+      <w:proofErr w:type="gramEnd"/>
+      <w:r>
+        <w:rPr>
+          <w:color w:val="FF0000"/>
+        </w:rPr>
+        <w:t xml:space="preserve"> stb.) A beadott CD-n ezeknek is ott kell lenniük. </w:t>
+      </w:r>
+    </w:p>
+    <w:p>
+      <w:pPr>
+        <w:rPr>
+          <w:color w:val="FF0000"/>
+        </w:rPr>
+      </w:pPr>
+      <w:r>
+        <w:rPr>
+          <w:color w:val="FF0000"/>
+        </w:rPr>
+        <w:t xml:space="preserve">Ajánlott terjedelem: ½ -1 oldal, </w:t>
+      </w:r>
+      <w:proofErr w:type="spellStart"/>
+      <w:r>
+        <w:rPr>
+          <w:color w:val="FF0000"/>
+        </w:rPr>
+        <w:t>felsorolásszerűen</w:t>
+      </w:r>
+      <w:proofErr w:type="spellEnd"/>
+      <w:r>
+        <w:rPr>
+          <w:color w:val="FF0000"/>
+        </w:rPr>
+        <w:t xml:space="preserve"> leírva </w:t>
       </w:r>
     </w:p>
     <w:p>
@@ -2193,7 +2300,21 @@
         <w:rPr>
           <w:color w:val="FF0000"/>
         </w:rPr>
-        <w:t>Módosító ablak(1. kép)</w:t>
+        <w:t xml:space="preserve">Módosító </w:t>
+      </w:r>
+      <w:proofErr w:type="gramStart"/>
+      <w:r>
+        <w:rPr>
+          <w:color w:val="FF0000"/>
+        </w:rPr>
+        <w:t>ablak(</w:t>
+      </w:r>
+      <w:proofErr w:type="gramEnd"/>
+      <w:r>
+        <w:rPr>
+          <w:color w:val="FF0000"/>
+        </w:rPr>
+        <w:t>1. kép)</w:t>
       </w:r>
     </w:p>
     <w:p>
@@ -2423,7 +2544,21 @@
         <w:rPr>
           <w:color w:val="FF0000"/>
         </w:rPr>
-        <w:t>Ugyanakkor kerüld a laza stílust: rövidítések, smilie-k, szleng kizárva.</w:t>
+        <w:t xml:space="preserve">Ugyanakkor kerüld a laza stílust: rövidítések, </w:t>
+      </w:r>
+      <w:proofErr w:type="spellStart"/>
+      <w:r>
+        <w:rPr>
+          <w:color w:val="FF0000"/>
+        </w:rPr>
+        <w:t>smilie</w:t>
+      </w:r>
+      <w:proofErr w:type="spellEnd"/>
+      <w:r>
+        <w:rPr>
+          <w:color w:val="FF0000"/>
+        </w:rPr>
+        <w:t>-k, szleng kizárva.</w:t>
       </w:r>
     </w:p>
     <w:p>
@@ -2441,7 +2576,35 @@
         <w:rPr>
           <w:color w:val="FF0000"/>
         </w:rPr>
-        <w:t xml:space="preserve">Alkalmazz ábrákat, screenshot-okat , de a ne legyen túlzott a képek aránya a szöveghez képest. Kb. 2-3 oldalanként egy ábra megfelelő. </w:t>
+        <w:t xml:space="preserve">Alkalmazz ábrákat, </w:t>
+      </w:r>
+      <w:proofErr w:type="spellStart"/>
+      <w:r>
+        <w:rPr>
+          <w:color w:val="FF0000"/>
+        </w:rPr>
+        <w:t>screenshot-</w:t>
+      </w:r>
+      <w:proofErr w:type="gramStart"/>
+      <w:r>
+        <w:rPr>
+          <w:color w:val="FF0000"/>
+        </w:rPr>
+        <w:t>okat</w:t>
+      </w:r>
+      <w:proofErr w:type="spellEnd"/>
+      <w:r>
+        <w:rPr>
+          <w:color w:val="FF0000"/>
+        </w:rPr>
+        <w:t xml:space="preserve"> ,</w:t>
+      </w:r>
+      <w:proofErr w:type="gramEnd"/>
+      <w:r>
+        <w:rPr>
+          <w:color w:val="FF0000"/>
+        </w:rPr>
+        <w:t xml:space="preserve"> de a ne legyen túlzott a képek aránya a szöveghez képest. Kb. 2-3 oldalanként egy ábra megfelelő. </w:t>
       </w:r>
     </w:p>
     <w:p>
@@ -2487,7 +2650,15 @@
     </w:p>
     <w:p>
       <w:r>
-        <w:t>Fel kell sorolnod az összes olyan szoftver eszközt amelyet a program fejlesztéséhez, illetve a dokumentáció készítéséhez felhasználtál. (Pl. programozási nyelv, fejlesztői környezet, adatbázis-kezelő rendszer, kép-, szöveg-, zeneszerkesztő program stb.)</w:t>
+        <w:t xml:space="preserve">Fel kell sorolnod az összes olyan szoftver </w:t>
+      </w:r>
+      <w:proofErr w:type="gramStart"/>
+      <w:r>
+        <w:t>eszközt</w:t>
+      </w:r>
+      <w:proofErr w:type="gramEnd"/>
+      <w:r>
+        <w:t xml:space="preserve"> amelyet a program fejlesztéséhez, illetve a dokumentáció készítéséhez felhasználtál. (Pl. programozási nyelv, fejlesztői környezet, adatbázis-kezelő rendszer, kép-, szöveg-, zeneszerkesztő program stb.)</w:t>
       </w:r>
     </w:p>
     <w:p>
@@ -2602,7 +2773,25 @@
         <w:t xml:space="preserve">A program lényeges függvényeinek, az osztályok metódusainak a specifikációja (mit valósít meg az adott függvény, illetve metódus, milyen paraméterei vannak, mi a visszatérési érték) </w:t>
       </w:r>
       <w:r>
-        <w:t xml:space="preserve"> Az algoritmizálható részek leírása valamilyen algoritmus-leíró eszközzel (struktogram,  pszeudo-kód, esetleg UML aktivitás-diagram) Ajánlott terjedelem: a feladat jellegétől függően 2-5 oldal. 5. Forráskód </w:t>
+        <w:t> Az algoritmizálható részek leírása valamilyen algoritmus-leíró eszközzel (</w:t>
+      </w:r>
+      <w:proofErr w:type="spellStart"/>
+      <w:proofErr w:type="gramStart"/>
+      <w:r>
+        <w:t>struktogram</w:t>
+      </w:r>
+      <w:proofErr w:type="spellEnd"/>
+      <w:r>
+        <w:t xml:space="preserve">,  </w:t>
+      </w:r>
+      <w:proofErr w:type="spellStart"/>
+      <w:r>
+        <w:t>pszeudo</w:t>
+      </w:r>
+      <w:proofErr w:type="spellEnd"/>
+      <w:proofErr w:type="gramEnd"/>
+      <w:r>
+        <w:t xml:space="preserve">-kód, esetleg UML aktivitás-diagram) Ajánlott terjedelem: a feladat jellegétől függően 2-5 oldal. 5. Forráskód </w:t>
       </w:r>
       <w:r>
         <w:t xml:space="preserve"> A teljes forráskódot a nyomtatott dokumentációba nem kell beletenni! </w:t>
@@ -3013,30 +3202,14 @@
     <w:pPr>
       <w:pStyle w:val="llb"/>
     </w:pPr>
-    <w:r>
-      <w:fldChar w:fldCharType="begin"/>
-    </w:r>
-    <w:r>
-      <w:instrText xml:space="preserve"> DATE   \* MERG</w:instrText>
-    </w:r>
-    <w:r>
-      <w:instrText xml:space="preserve">EFORMAT </w:instrText>
-    </w:r>
-    <w:r>
-      <w:fldChar w:fldCharType="separate"/>
-    </w:r>
-    <w:r>
-      <w:rPr>
-        <w:noProof/>
-      </w:rPr>
-      <w:t>2025. 10. 13.</w:t>
-    </w:r>
-    <w:r>
-      <w:rPr>
-        <w:noProof/>
-      </w:rPr>
-      <w:fldChar w:fldCharType="end"/>
-    </w:r>
+    <w:fldSimple w:instr=" DATE   \* MERGEFORMAT ">
+      <w:r>
+        <w:rPr>
+          <w:noProof/>
+        </w:rPr>
+        <w:t>2026. 03. 26.</w:t>
+      </w:r>
+    </w:fldSimple>
     <w:r>
       <w:tab/>
     </w:r>
@@ -3098,12 +3271,21 @@
         <w:tab w:val="right" w:pos="8647"/>
       </w:tabs>
     </w:pPr>
+    <w:proofErr w:type="spellStart"/>
     <w:r>
-      <w:t>Záródolgozat címe</w:t>
+      <w:t>GameHUB</w:t>
     </w:r>
+    <w:proofErr w:type="spellEnd"/>
     <w:r>
       <w:tab/>
-      <w:t>Készítő neve</w:t>
+    </w:r>
+    <w:proofErr w:type="spellStart"/>
+    <w:r>
+      <w:t>Piróth</w:t>
+    </w:r>
+    <w:proofErr w:type="spellEnd"/>
+    <w:r>
+      <w:t xml:space="preserve"> Bence és Horvai Dániel</w:t>
     </w:r>
   </w:p>
 </w:hdr>
@@ -5673,21 +5855,10 @@
 </file>
 
 <file path=customXml/item1.xml><?xml version="1.0" encoding="utf-8"?>
-<p:properties xmlns:p="http://schemas.microsoft.com/office/2006/metadata/properties" xmlns:xsi="http://www.w3.org/2001/XMLSchema-instance" xmlns:pc="http://schemas.microsoft.com/office/infopath/2007/PartnerControls">
-  <documentManagement/>
-</p:properties>
+<b:Sources xmlns:b="http://schemas.openxmlformats.org/officeDocument/2006/bibliography" xmlns="http://schemas.openxmlformats.org/officeDocument/2006/bibliography" SelectedStyle="\APA.XSL" StyleName="APA"/>
 </file>
 
 <file path=customXml/item2.xml><?xml version="1.0" encoding="utf-8"?>
-<?mso-contentType ?>
-<FormTemplates xmlns="http://schemas.microsoft.com/sharepoint/v3/contenttype/forms">
-  <Display>DocumentLibraryForm</Display>
-  <Edit>DocumentLibraryForm</Edit>
-  <New>DocumentLibraryForm</New>
-</FormTemplates>
-</file>
-
-<file path=customXml/item3.xml><?xml version="1.0" encoding="utf-8"?>
 <ct:contentTypeSchema xmlns:ct="http://schemas.microsoft.com/office/2006/metadata/contentType" xmlns:ma="http://schemas.microsoft.com/office/2006/metadata/properties/metaAttributes" ct:_="" ma:_="" ma:contentTypeName="Dokumentum" ma:contentTypeID="0x0101000D5ADB86D6D97F4292B93E5E7F596E5E" ma:contentTypeVersion="4" ma:contentTypeDescription="Új dokumentum létrehozása." ma:contentTypeScope="" ma:versionID="3b96cb87920f285de2d4abfbaee3910f">
   <xsd:schema xmlns:xsd="http://www.w3.org/2001/XMLSchema" xmlns:xs="http://www.w3.org/2001/XMLSchema" xmlns:p="http://schemas.microsoft.com/office/2006/metadata/properties" xmlns:ns2="2001826b-5441-4e9a-a375-313dc4e33b8d" targetNamespace="http://schemas.microsoft.com/office/2006/metadata/properties" ma:root="true" ma:fieldsID="6b42f720e67c6ad2841292d61ea09c36" ns2:_="">
     <xsd:import namespace="2001826b-5441-4e9a-a375-313dc4e33b8d"/>
@@ -5833,28 +6004,30 @@
 </ct:contentTypeSchema>
 </file>
 
+<file path=customXml/item3.xml><?xml version="1.0" encoding="utf-8"?>
+<?mso-contentType ?>
+<FormTemplates xmlns="http://schemas.microsoft.com/sharepoint/v3/contenttype/forms">
+  <Display>DocumentLibraryForm</Display>
+  <Edit>DocumentLibraryForm</Edit>
+  <New>DocumentLibraryForm</New>
+</FormTemplates>
+</file>
+
 <file path=customXml/item4.xml><?xml version="1.0" encoding="utf-8"?>
-<b:Sources xmlns:b="http://schemas.openxmlformats.org/officeDocument/2006/bibliography" xmlns="http://schemas.openxmlformats.org/officeDocument/2006/bibliography" SelectedStyle="\APA.XSL" StyleName="APA"/>
+<p:properties xmlns:p="http://schemas.microsoft.com/office/2006/metadata/properties" xmlns:xsi="http://www.w3.org/2001/XMLSchema-instance" xmlns:pc="http://schemas.microsoft.com/office/infopath/2007/PartnerControls">
+  <documentManagement/>
+</p:properties>
 </file>
 
 <file path=customXml/itemProps1.xml><?xml version="1.0" encoding="utf-8"?>
-<ds:datastoreItem xmlns:ds="http://schemas.openxmlformats.org/officeDocument/2006/customXml" ds:itemID="{4683CF39-CBC1-469A-88EA-F31417A0D119}">
+<ds:datastoreItem xmlns:ds="http://schemas.openxmlformats.org/officeDocument/2006/customXml" ds:itemID="{31D8A198-B5FD-41D1-8F98-20D226CAF475}">
   <ds:schemaRefs>
-    <ds:schemaRef ds:uri="http://schemas.microsoft.com/office/2006/metadata/properties"/>
-    <ds:schemaRef ds:uri="http://schemas.microsoft.com/office/infopath/2007/PartnerControls"/>
+    <ds:schemaRef ds:uri="http://schemas.openxmlformats.org/officeDocument/2006/bibliography"/>
   </ds:schemaRefs>
 </ds:datastoreItem>
 </file>
 
 <file path=customXml/itemProps2.xml><?xml version="1.0" encoding="utf-8"?>
-<ds:datastoreItem xmlns:ds="http://schemas.openxmlformats.org/officeDocument/2006/customXml" ds:itemID="{49E9CE2F-4863-430F-A73B-CD3063AB172E}">
-  <ds:schemaRefs>
-    <ds:schemaRef ds:uri="http://schemas.microsoft.com/sharepoint/v3/contenttype/forms"/>
-  </ds:schemaRefs>
-</ds:datastoreItem>
-</file>
-
-<file path=customXml/itemProps3.xml><?xml version="1.0" encoding="utf-8"?>
 <ds:datastoreItem xmlns:ds="http://schemas.openxmlformats.org/officeDocument/2006/customXml" ds:itemID="{4601C325-6EFF-446C-8DA8-369491F52A71}">
   <ds:schemaRefs>
     <ds:schemaRef ds:uri="http://schemas.microsoft.com/office/2006/metadata/contentType"/>
@@ -5872,10 +6045,19 @@
 </ds:datastoreItem>
 </file>
 
+<file path=customXml/itemProps3.xml><?xml version="1.0" encoding="utf-8"?>
+<ds:datastoreItem xmlns:ds="http://schemas.openxmlformats.org/officeDocument/2006/customXml" ds:itemID="{49E9CE2F-4863-430F-A73B-CD3063AB172E}">
+  <ds:schemaRefs>
+    <ds:schemaRef ds:uri="http://schemas.microsoft.com/sharepoint/v3/contenttype/forms"/>
+  </ds:schemaRefs>
+</ds:datastoreItem>
+</file>
+
 <file path=customXml/itemProps4.xml><?xml version="1.0" encoding="utf-8"?>
-<ds:datastoreItem xmlns:ds="http://schemas.openxmlformats.org/officeDocument/2006/customXml" ds:itemID="{31D8A198-B5FD-41D1-8F98-20D226CAF475}">
+<ds:datastoreItem xmlns:ds="http://schemas.openxmlformats.org/officeDocument/2006/customXml" ds:itemID="{4683CF39-CBC1-469A-88EA-F31417A0D119}">
   <ds:schemaRefs>
-    <ds:schemaRef ds:uri="http://schemas.openxmlformats.org/officeDocument/2006/bibliography"/>
+    <ds:schemaRef ds:uri="http://schemas.microsoft.com/office/2006/metadata/properties"/>
+    <ds:schemaRef ds:uri="http://schemas.microsoft.com/office/infopath/2007/PartnerControls"/>
   </ds:schemaRefs>
 </ds:datastoreItem>
 </file>
--- a/vizsgaremek_doku_minta.docx
+++ b/vizsgaremek_doku_minta.docx
@@ -1,6 +1,6 @@
 
 <file path=word/document.xml><?xml version="1.0" encoding="utf-8"?>
-<w:document xmlns:wpc="http://schemas.microsoft.com/office/word/2010/wordprocessingCanvas" xmlns:cx="http://schemas.microsoft.com/office/drawing/2014/chartex" xmlns:cx1="http://schemas.microsoft.com/office/drawing/2015/9/8/chartex" xmlns:cx2="http://schemas.microsoft.com/office/drawing/2015/10/21/chartex" xmlns:cx3="http://schemas.microsoft.com/office/drawing/2016/5/9/chartex" xmlns:cx4="http://schemas.microsoft.com/office/drawing/2016/5/10/chartex" xmlns:cx5="http://schemas.microsoft.com/office/drawing/2016/5/11/chartex" xmlns:cx6="http://schemas.microsoft.com/office/drawing/2016/5/12/chartex" xmlns:cx7="http://schemas.microsoft.com/office/drawing/2016/5/13/chartex" xmlns:cx8="http://schemas.microsoft.com/office/drawing/2016/5/14/chartex" xmlns:mc="http://schemas.openxmlformats.org/markup-compatibility/2006" xmlns:aink="http://schemas.microsoft.com/office/drawing/2016/ink" xmlns:am3d="http://schemas.microsoft.com/office/drawing/2017/model3d" xmlns:o="urn:schemas-microsoft-com:office:office" xmlns:r="http://schemas.openxmlformats.org/officeDocument/2006/relationships" xmlns:m="http://schemas.openxmlformats.org/officeDocument/2006/math" xmlns:v="urn:schemas-microsoft-com:vml" xmlns:wp14="http://schemas.microsoft.com/office/word/2010/wordprocessingDrawing" xmlns:wp="http://schemas.openxmlformats.org/drawingml/2006/wordprocessingDrawing" xmlns:w10="urn:schemas-microsoft-com:office:word" xmlns:w="http://schemas.openxmlformats.org/wordprocessingml/2006/main" xmlns:w14="http://schemas.microsoft.com/office/word/2010/wordml" xmlns:w15="http://schemas.microsoft.com/office/word/2012/wordml" xmlns:w16cex="http://schemas.microsoft.com/office/word/2018/wordml/cex" xmlns:w16cid="http://schemas.microsoft.com/office/word/2016/wordml/cid" xmlns:w16="http://schemas.microsoft.com/office/word/2018/wordml" xmlns:w16sdtdh="http://schemas.microsoft.com/office/word/2020/wordml/sdtdatahash" xmlns:w16se="http://schemas.microsoft.com/office/word/2015/wordml/symex" xmlns:wpg="http://schemas.microsoft.com/office/word/2010/wordprocessingGroup" xmlns:wpi="http://schemas.microsoft.com/office/word/2010/wordprocessingInk" xmlns:wne="http://schemas.microsoft.com/office/word/2006/wordml" xmlns:wps="http://schemas.microsoft.com/office/word/2010/wordprocessingShape" mc:Ignorable="w14 w15 w16se w16cid w16 w16cex w16sdtdh wp14">
+<w:document xmlns:wpc="http://schemas.microsoft.com/office/word/2010/wordprocessingCanvas" xmlns:cx="http://schemas.microsoft.com/office/drawing/2014/chartex" xmlns:cx1="http://schemas.microsoft.com/office/drawing/2015/9/8/chartex" xmlns:cx2="http://schemas.microsoft.com/office/drawing/2015/10/21/chartex" xmlns:cx3="http://schemas.microsoft.com/office/drawing/2016/5/9/chartex" xmlns:cx4="http://schemas.microsoft.com/office/drawing/2016/5/10/chartex" xmlns:cx5="http://schemas.microsoft.com/office/drawing/2016/5/11/chartex" xmlns:cx6="http://schemas.microsoft.com/office/drawing/2016/5/12/chartex" xmlns:cx7="http://schemas.microsoft.com/office/drawing/2016/5/13/chartex" xmlns:cx8="http://schemas.microsoft.com/office/drawing/2016/5/14/chartex" xmlns:mc="http://schemas.openxmlformats.org/markup-compatibility/2006" xmlns:aink="http://schemas.microsoft.com/office/drawing/2016/ink" xmlns:am3d="http://schemas.microsoft.com/office/drawing/2017/model3d" xmlns:o="urn:schemas-microsoft-com:office:office" xmlns:oel="http://schemas.microsoft.com/office/2019/extlst" xmlns:r="http://schemas.openxmlformats.org/officeDocument/2006/relationships" xmlns:m="http://schemas.openxmlformats.org/officeDocument/2006/math" xmlns:v="urn:schemas-microsoft-com:vml" xmlns:wp14="http://schemas.microsoft.com/office/word/2010/wordprocessingDrawing" xmlns:wp="http://schemas.openxmlformats.org/drawingml/2006/wordprocessingDrawing" xmlns:w10="urn:schemas-microsoft-com:office:word" xmlns:w="http://schemas.openxmlformats.org/wordprocessingml/2006/main" xmlns:w14="http://schemas.microsoft.com/office/word/2010/wordml" xmlns:w15="http://schemas.microsoft.com/office/word/2012/wordml" xmlns:w16cex="http://schemas.microsoft.com/office/word/2018/wordml/cex" xmlns:w16cid="http://schemas.microsoft.com/office/word/2016/wordml/cid" xmlns:w16="http://schemas.microsoft.com/office/word/2018/wordml" xmlns:w16sdtdh="http://schemas.microsoft.com/office/word/2020/wordml/sdtdatahash" xmlns:w16se="http://schemas.microsoft.com/office/word/2015/wordml/symex" xmlns:wpg="http://schemas.microsoft.com/office/word/2010/wordprocessingGroup" xmlns:wpi="http://schemas.microsoft.com/office/word/2010/wordprocessingInk" xmlns:wne="http://schemas.microsoft.com/office/word/2006/wordml" xmlns:wps="http://schemas.microsoft.com/office/word/2010/wordprocessingShape" mc:Ignorable="w14 w15 w16se w16cid w16 w16cex w16sdtdh wp14">
   <w:body>
     <w:p>
       <w:pPr>
@@ -128,7 +128,6 @@
           <w:docPartUnique/>
         </w:docPartObj>
       </w:sdtPr>
-      <w:sdtEndPr/>
       <w:sdtContent>
         <w:p>
           <w:pPr>
@@ -147,6 +146,8 @@
             </w:tabs>
             <w:rPr>
               <w:noProof/>
+              <w:kern w:val="2"/>
+              <w14:ligatures w14:val="standardContextual"/>
             </w:rPr>
           </w:pPr>
           <w:r>
@@ -158,7 +159,7 @@
           <w:r>
             <w:fldChar w:fldCharType="separate"/>
           </w:r>
-          <w:hyperlink w:anchor="_Toc210216427" w:history="1">
+          <w:hyperlink w:anchor="_Toc226315765" w:history="1">
             <w:r>
               <w:rPr>
                 <w:rStyle w:val="Hiperhivatkozs"/>
@@ -169,6 +170,8 @@
             <w:r>
               <w:rPr>
                 <w:noProof/>
+                <w:kern w:val="2"/>
+                <w14:ligatures w14:val="standardContextual"/>
               </w:rPr>
               <w:tab/>
             </w:r>
@@ -198,7 +201,7 @@
                 <w:noProof/>
                 <w:webHidden/>
               </w:rPr>
-              <w:instrText xml:space="preserve"> PAGEREF _Toc210216427 \h </w:instrText>
+              <w:instrText xml:space="preserve"> PAGEREF _Toc226315765 \h </w:instrText>
             </w:r>
             <w:r>
               <w:rPr>
@@ -238,9 +241,11 @@
             </w:tabs>
             <w:rPr>
               <w:noProof/>
+              <w:kern w:val="2"/>
+              <w14:ligatures w14:val="standardContextual"/>
             </w:rPr>
           </w:pPr>
-          <w:hyperlink w:anchor="_Toc210216428" w:history="1">
+          <w:hyperlink w:anchor="_Toc226315766" w:history="1">
             <w:r>
               <w:rPr>
                 <w:rStyle w:val="Hiperhivatkozs"/>
@@ -251,6 +256,8 @@
             <w:r>
               <w:rPr>
                 <w:noProof/>
+                <w:kern w:val="2"/>
+                <w14:ligatures w14:val="standardContextual"/>
               </w:rPr>
               <w:tab/>
             </w:r>
@@ -259,7 +266,7 @@
                 <w:rStyle w:val="Hiperhivatkozs"/>
                 <w:noProof/>
               </w:rPr>
-              <w:t>Feladat leírás</w:t>
+              <w:t>Téma kiválasztása</w:t>
             </w:r>
             <w:r>
               <w:rPr>
@@ -280,7 +287,7 @@
                 <w:noProof/>
                 <w:webHidden/>
               </w:rPr>
-              <w:instrText xml:space="preserve"> PAGEREF _Toc210216428 \h </w:instrText>
+              <w:instrText xml:space="preserve"> PAGEREF _Toc226315766 \h </w:instrText>
             </w:r>
             <w:r>
               <w:rPr>
@@ -320,9 +327,11 @@
             </w:tabs>
             <w:rPr>
               <w:noProof/>
+              <w:kern w:val="2"/>
+              <w14:ligatures w14:val="standardContextual"/>
             </w:rPr>
           </w:pPr>
-          <w:hyperlink w:anchor="_Toc210216429" w:history="1">
+          <w:hyperlink w:anchor="_Toc226315767" w:history="1">
             <w:r>
               <w:rPr>
                 <w:rStyle w:val="Hiperhivatkozs"/>
@@ -333,6 +342,8 @@
             <w:r>
               <w:rPr>
                 <w:noProof/>
+                <w:kern w:val="2"/>
+                <w14:ligatures w14:val="standardContextual"/>
               </w:rPr>
               <w:tab/>
             </w:r>
@@ -362,7 +373,7 @@
                 <w:noProof/>
                 <w:webHidden/>
               </w:rPr>
-              <w:instrText xml:space="preserve"> PAGEREF _Toc210216429 \h </w:instrText>
+              <w:instrText xml:space="preserve"> PAGEREF _Toc226315767 \h </w:instrText>
             </w:r>
             <w:r>
               <w:rPr>
@@ -402,9 +413,11 @@
             </w:tabs>
             <w:rPr>
               <w:noProof/>
+              <w:kern w:val="2"/>
+              <w14:ligatures w14:val="standardContextual"/>
             </w:rPr>
           </w:pPr>
-          <w:hyperlink w:anchor="_Toc210216430" w:history="1">
+          <w:hyperlink w:anchor="_Toc226315768" w:history="1">
             <w:r>
               <w:rPr>
                 <w:rStyle w:val="Hiperhivatkozs"/>
@@ -415,6 +428,8 @@
             <w:r>
               <w:rPr>
                 <w:noProof/>
+                <w:kern w:val="2"/>
+                <w14:ligatures w14:val="standardContextual"/>
               </w:rPr>
               <w:tab/>
             </w:r>
@@ -444,7 +459,7 @@
                 <w:noProof/>
                 <w:webHidden/>
               </w:rPr>
-              <w:instrText xml:space="preserve"> PAGEREF _Toc210216430 \h </w:instrText>
+              <w:instrText xml:space="preserve"> PAGEREF _Toc226315768 \h </w:instrText>
             </w:r>
             <w:r>
               <w:rPr>
@@ -484,9 +499,11 @@
             </w:tabs>
             <w:rPr>
               <w:noProof/>
+              <w:kern w:val="2"/>
+              <w14:ligatures w14:val="standardContextual"/>
             </w:rPr>
           </w:pPr>
-          <w:hyperlink w:anchor="_Toc210216431" w:history="1">
+          <w:hyperlink w:anchor="_Toc226315769" w:history="1">
             <w:r>
               <w:rPr>
                 <w:rStyle w:val="Hiperhivatkozs"/>
@@ -497,6 +514,8 @@
             <w:r>
               <w:rPr>
                 <w:noProof/>
+                <w:kern w:val="2"/>
+                <w14:ligatures w14:val="standardContextual"/>
               </w:rPr>
               <w:tab/>
             </w:r>
@@ -526,7 +545,7 @@
                 <w:noProof/>
                 <w:webHidden/>
               </w:rPr>
-              <w:instrText xml:space="preserve"> PAGEREF _Toc210216431 \h </w:instrText>
+              <w:instrText xml:space="preserve"> PAGEREF _Toc226315769 \h </w:instrText>
             </w:r>
             <w:r>
               <w:rPr>
@@ -566,9 +585,11 @@
             </w:tabs>
             <w:rPr>
               <w:noProof/>
+              <w:kern w:val="2"/>
+              <w14:ligatures w14:val="standardContextual"/>
             </w:rPr>
           </w:pPr>
-          <w:hyperlink w:anchor="_Toc210216432" w:history="1">
+          <w:hyperlink w:anchor="_Toc226315770" w:history="1">
             <w:r>
               <w:rPr>
                 <w:rStyle w:val="Hiperhivatkozs"/>
@@ -579,6 +600,8 @@
             <w:r>
               <w:rPr>
                 <w:noProof/>
+                <w:kern w:val="2"/>
+                <w14:ligatures w14:val="standardContextual"/>
               </w:rPr>
               <w:tab/>
             </w:r>
@@ -608,7 +631,7 @@
                 <w:noProof/>
                 <w:webHidden/>
               </w:rPr>
-              <w:instrText xml:space="preserve"> PAGEREF _Toc210216432 \h </w:instrText>
+              <w:instrText xml:space="preserve"> PAGEREF _Toc226315770 \h </w:instrText>
             </w:r>
             <w:r>
               <w:rPr>
@@ -648,9 +671,11 @@
             </w:tabs>
             <w:rPr>
               <w:noProof/>
+              <w:kern w:val="2"/>
+              <w14:ligatures w14:val="standardContextual"/>
             </w:rPr>
           </w:pPr>
-          <w:hyperlink w:anchor="_Toc210216433" w:history="1">
+          <w:hyperlink w:anchor="_Toc226315771" w:history="1">
             <w:r>
               <w:rPr>
                 <w:rStyle w:val="Hiperhivatkozs"/>
@@ -661,6 +686,8 @@
             <w:r>
               <w:rPr>
                 <w:noProof/>
+                <w:kern w:val="2"/>
+                <w14:ligatures w14:val="standardContextual"/>
               </w:rPr>
               <w:tab/>
             </w:r>
@@ -690,7 +717,7 @@
                 <w:noProof/>
                 <w:webHidden/>
               </w:rPr>
-              <w:instrText xml:space="preserve"> PAGEREF _Toc210216433 \h </w:instrText>
+              <w:instrText xml:space="preserve"> PAGEREF _Toc226315771 \h </w:instrText>
             </w:r>
             <w:r>
               <w:rPr>
@@ -730,9 +757,11 @@
             </w:tabs>
             <w:rPr>
               <w:noProof/>
+              <w:kern w:val="2"/>
+              <w14:ligatures w14:val="standardContextual"/>
             </w:rPr>
           </w:pPr>
-          <w:hyperlink w:anchor="_Toc210216434" w:history="1">
+          <w:hyperlink w:anchor="_Toc226315772" w:history="1">
             <w:r>
               <w:rPr>
                 <w:rStyle w:val="Hiperhivatkozs"/>
@@ -743,6 +772,8 @@
             <w:r>
               <w:rPr>
                 <w:noProof/>
+                <w:kern w:val="2"/>
+                <w14:ligatures w14:val="standardContextual"/>
               </w:rPr>
               <w:tab/>
             </w:r>
@@ -772,7 +803,7 @@
                 <w:noProof/>
                 <w:webHidden/>
               </w:rPr>
-              <w:instrText xml:space="preserve"> PAGEREF _Toc210216434 \h </w:instrText>
+              <w:instrText xml:space="preserve"> PAGEREF _Toc226315772 \h </w:instrText>
             </w:r>
             <w:r>
               <w:rPr>
@@ -812,9 +843,11 @@
             </w:tabs>
             <w:rPr>
               <w:noProof/>
+              <w:kern w:val="2"/>
+              <w14:ligatures w14:val="standardContextual"/>
             </w:rPr>
           </w:pPr>
-          <w:hyperlink w:anchor="_Toc210216435" w:history="1">
+          <w:hyperlink w:anchor="_Toc226315773" w:history="1">
             <w:r>
               <w:rPr>
                 <w:rStyle w:val="Hiperhivatkozs"/>
@@ -825,6 +858,8 @@
             <w:r>
               <w:rPr>
                 <w:noProof/>
+                <w:kern w:val="2"/>
+                <w14:ligatures w14:val="standardContextual"/>
               </w:rPr>
               <w:tab/>
             </w:r>
@@ -854,7 +889,7 @@
                 <w:noProof/>
                 <w:webHidden/>
               </w:rPr>
-              <w:instrText xml:space="preserve"> PAGEREF _Toc210216435 \h </w:instrText>
+              <w:instrText xml:space="preserve"> PAGEREF _Toc226315773 \h </w:instrText>
             </w:r>
             <w:r>
               <w:rPr>
@@ -874,7 +909,7 @@
                 <w:noProof/>
                 <w:webHidden/>
               </w:rPr>
-              <w:t>4</w:t>
+              <w:t>5</w:t>
             </w:r>
             <w:r>
               <w:rPr>
@@ -894,9 +929,11 @@
             </w:tabs>
             <w:rPr>
               <w:noProof/>
+              <w:kern w:val="2"/>
+              <w14:ligatures w14:val="standardContextual"/>
             </w:rPr>
           </w:pPr>
-          <w:hyperlink w:anchor="_Toc210216436" w:history="1">
+          <w:hyperlink w:anchor="_Toc226315774" w:history="1">
             <w:r>
               <w:rPr>
                 <w:rStyle w:val="Hiperhivatkozs"/>
@@ -907,6 +944,8 @@
             <w:r>
               <w:rPr>
                 <w:noProof/>
+                <w:kern w:val="2"/>
+                <w14:ligatures w14:val="standardContextual"/>
               </w:rPr>
               <w:tab/>
             </w:r>
@@ -915,7 +954,7 @@
                 <w:rStyle w:val="Hiperhivatkozs"/>
                 <w:noProof/>
               </w:rPr>
-              <w:t>3. A program telepítése</w:t>
+              <w:t>A program telepítése</w:t>
             </w:r>
             <w:r>
               <w:rPr>
@@ -936,7 +975,7 @@
                 <w:noProof/>
                 <w:webHidden/>
               </w:rPr>
-              <w:instrText xml:space="preserve"> PAGEREF _Toc210216436 \h </w:instrText>
+              <w:instrText xml:space="preserve"> PAGEREF _Toc226315774 \h </w:instrText>
             </w:r>
             <w:r>
               <w:rPr>
@@ -956,7 +995,7 @@
                 <w:noProof/>
                 <w:webHidden/>
               </w:rPr>
-              <w:t>4</w:t>
+              <w:t>6</w:t>
             </w:r>
             <w:r>
               <w:rPr>
@@ -976,9 +1015,11 @@
             </w:tabs>
             <w:rPr>
               <w:noProof/>
+              <w:kern w:val="2"/>
+              <w14:ligatures w14:val="standardContextual"/>
             </w:rPr>
           </w:pPr>
-          <w:hyperlink w:anchor="_Toc210216437" w:history="1">
+          <w:hyperlink w:anchor="_Toc226315775" w:history="1">
             <w:r>
               <w:rPr>
                 <w:rStyle w:val="Hiperhivatkozs"/>
@@ -989,6 +1030,8 @@
             <w:r>
               <w:rPr>
                 <w:noProof/>
+                <w:kern w:val="2"/>
+                <w14:ligatures w14:val="standardContextual"/>
               </w:rPr>
               <w:tab/>
             </w:r>
@@ -1018,7 +1061,7 @@
                 <w:noProof/>
                 <w:webHidden/>
               </w:rPr>
-              <w:instrText xml:space="preserve"> PAGEREF _Toc210216437 \h </w:instrText>
+              <w:instrText xml:space="preserve"> PAGEREF _Toc226315775 \h </w:instrText>
             </w:r>
             <w:r>
               <w:rPr>
@@ -1038,7 +1081,7 @@
                 <w:noProof/>
                 <w:webHidden/>
               </w:rPr>
-              <w:t>5</w:t>
+              <w:t>7</w:t>
             </w:r>
             <w:r>
               <w:rPr>
@@ -1058,9 +1101,11 @@
             </w:tabs>
             <w:rPr>
               <w:noProof/>
+              <w:kern w:val="2"/>
+              <w14:ligatures w14:val="standardContextual"/>
             </w:rPr>
           </w:pPr>
-          <w:hyperlink w:anchor="_Toc210216438" w:history="1">
+          <w:hyperlink w:anchor="_Toc226315776" w:history="1">
             <w:r>
               <w:rPr>
                 <w:rStyle w:val="Hiperhivatkozs"/>
@@ -1071,6 +1116,8 @@
             <w:r>
               <w:rPr>
                 <w:noProof/>
+                <w:kern w:val="2"/>
+                <w14:ligatures w14:val="standardContextual"/>
               </w:rPr>
               <w:tab/>
             </w:r>
@@ -1100,7 +1147,7 @@
                 <w:noProof/>
                 <w:webHidden/>
               </w:rPr>
-              <w:instrText xml:space="preserve"> PAGEREF _Toc210216438 \h </w:instrText>
+              <w:instrText xml:space="preserve"> PAGEREF _Toc226315776 \h </w:instrText>
             </w:r>
             <w:r>
               <w:rPr>
@@ -1120,7 +1167,7 @@
                 <w:noProof/>
                 <w:webHidden/>
               </w:rPr>
-              <w:t>6</w:t>
+              <w:t>8</w:t>
             </w:r>
             <w:r>
               <w:rPr>
@@ -1140,9 +1187,11 @@
             </w:tabs>
             <w:rPr>
               <w:noProof/>
+              <w:kern w:val="2"/>
+              <w14:ligatures w14:val="standardContextual"/>
             </w:rPr>
           </w:pPr>
-          <w:hyperlink w:anchor="_Toc210216439" w:history="1">
+          <w:hyperlink w:anchor="_Toc226315777" w:history="1">
             <w:r>
               <w:rPr>
                 <w:rStyle w:val="Hiperhivatkozs"/>
@@ -1153,6 +1202,8 @@
             <w:r>
               <w:rPr>
                 <w:noProof/>
+                <w:kern w:val="2"/>
+                <w14:ligatures w14:val="standardContextual"/>
               </w:rPr>
               <w:tab/>
             </w:r>
@@ -1182,7 +1233,7 @@
                 <w:noProof/>
                 <w:webHidden/>
               </w:rPr>
-              <w:instrText xml:space="preserve"> PAGEREF _Toc210216439 \h </w:instrText>
+              <w:instrText xml:space="preserve"> PAGEREF _Toc226315777 \h </w:instrText>
             </w:r>
             <w:r>
               <w:rPr>
@@ -1202,7 +1253,7 @@
                 <w:noProof/>
                 <w:webHidden/>
               </w:rPr>
-              <w:t>6</w:t>
+              <w:t>8</w:t>
             </w:r>
             <w:r>
               <w:rPr>
@@ -1222,9 +1273,11 @@
             </w:tabs>
             <w:rPr>
               <w:noProof/>
+              <w:kern w:val="2"/>
+              <w14:ligatures w14:val="standardContextual"/>
             </w:rPr>
           </w:pPr>
-          <w:hyperlink w:anchor="_Toc210216440" w:history="1">
+          <w:hyperlink w:anchor="_Toc226315778" w:history="1">
             <w:r>
               <w:rPr>
                 <w:rStyle w:val="Hiperhivatkozs"/>
@@ -1235,6 +1288,8 @@
             <w:r>
               <w:rPr>
                 <w:noProof/>
+                <w:kern w:val="2"/>
+                <w14:ligatures w14:val="standardContextual"/>
               </w:rPr>
               <w:tab/>
             </w:r>
@@ -1264,7 +1319,7 @@
                 <w:noProof/>
                 <w:webHidden/>
               </w:rPr>
-              <w:instrText xml:space="preserve"> PAGEREF _Toc210216440 \h </w:instrText>
+              <w:instrText xml:space="preserve"> PAGEREF _Toc226315778 \h </w:instrText>
             </w:r>
             <w:r>
               <w:rPr>
@@ -1284,7 +1339,7 @@
                 <w:noProof/>
                 <w:webHidden/>
               </w:rPr>
-              <w:t>6</w:t>
+              <w:t>8</w:t>
             </w:r>
             <w:r>
               <w:rPr>
@@ -1304,9 +1359,11 @@
             </w:tabs>
             <w:rPr>
               <w:noProof/>
+              <w:kern w:val="2"/>
+              <w14:ligatures w14:val="standardContextual"/>
             </w:rPr>
           </w:pPr>
-          <w:hyperlink w:anchor="_Toc210216441" w:history="1">
+          <w:hyperlink w:anchor="_Toc226315779" w:history="1">
             <w:r>
               <w:rPr>
                 <w:rStyle w:val="Hiperhivatkozs"/>
@@ -1317,6 +1374,8 @@
             <w:r>
               <w:rPr>
                 <w:noProof/>
+                <w:kern w:val="2"/>
+                <w14:ligatures w14:val="standardContextual"/>
               </w:rPr>
               <w:tab/>
             </w:r>
@@ -1346,7 +1405,7 @@
                 <w:noProof/>
                 <w:webHidden/>
               </w:rPr>
-              <w:instrText xml:space="preserve"> PAGEREF _Toc210216441 \h </w:instrText>
+              <w:instrText xml:space="preserve"> PAGEREF _Toc226315779 \h </w:instrText>
             </w:r>
             <w:r>
               <w:rPr>
@@ -1366,7 +1425,7 @@
                 <w:noProof/>
                 <w:webHidden/>
               </w:rPr>
-              <w:t>6</w:t>
+              <w:t>8</w:t>
             </w:r>
             <w:r>
               <w:rPr>
@@ -1386,9 +1445,11 @@
             </w:tabs>
             <w:rPr>
               <w:noProof/>
+              <w:kern w:val="2"/>
+              <w14:ligatures w14:val="standardContextual"/>
             </w:rPr>
           </w:pPr>
-          <w:hyperlink w:anchor="_Toc210216442" w:history="1">
+          <w:hyperlink w:anchor="_Toc226315780" w:history="1">
             <w:r>
               <w:rPr>
                 <w:rStyle w:val="Hiperhivatkozs"/>
@@ -1399,6 +1460,8 @@
             <w:r>
               <w:rPr>
                 <w:noProof/>
+                <w:kern w:val="2"/>
+                <w14:ligatures w14:val="standardContextual"/>
               </w:rPr>
               <w:tab/>
             </w:r>
@@ -1428,7 +1491,7 @@
                 <w:noProof/>
                 <w:webHidden/>
               </w:rPr>
-              <w:instrText xml:space="preserve"> PAGEREF _Toc210216442 \h </w:instrText>
+              <w:instrText xml:space="preserve"> PAGEREF _Toc226315780 \h </w:instrText>
             </w:r>
             <w:r>
               <w:rPr>
@@ -1448,7 +1511,7 @@
                 <w:noProof/>
                 <w:webHidden/>
               </w:rPr>
-              <w:t>7</w:t>
+              <w:t>9</w:t>
             </w:r>
             <w:r>
               <w:rPr>
@@ -1468,9 +1531,11 @@
             </w:tabs>
             <w:rPr>
               <w:noProof/>
+              <w:kern w:val="2"/>
+              <w14:ligatures w14:val="standardContextual"/>
             </w:rPr>
           </w:pPr>
-          <w:hyperlink w:anchor="_Toc210216443" w:history="1">
+          <w:hyperlink w:anchor="_Toc226315781" w:history="1">
             <w:r>
               <w:rPr>
                 <w:rStyle w:val="Hiperhivatkozs"/>
@@ -1481,6 +1546,8 @@
             <w:r>
               <w:rPr>
                 <w:noProof/>
+                <w:kern w:val="2"/>
+                <w14:ligatures w14:val="standardContextual"/>
               </w:rPr>
               <w:tab/>
             </w:r>
@@ -1510,7 +1577,7 @@
                 <w:noProof/>
                 <w:webHidden/>
               </w:rPr>
-              <w:instrText xml:space="preserve"> PAGEREF _Toc210216443 \h </w:instrText>
+              <w:instrText xml:space="preserve"> PAGEREF _Toc226315781 \h </w:instrText>
             </w:r>
             <w:r>
               <w:rPr>
@@ -1530,7 +1597,7 @@
                 <w:noProof/>
                 <w:webHidden/>
               </w:rPr>
-              <w:t>8</w:t>
+              <w:t>10</w:t>
             </w:r>
             <w:r>
               <w:rPr>
@@ -1550,9 +1617,11 @@
             </w:tabs>
             <w:rPr>
               <w:noProof/>
+              <w:kern w:val="2"/>
+              <w14:ligatures w14:val="standardContextual"/>
             </w:rPr>
           </w:pPr>
-          <w:hyperlink w:anchor="_Toc210216444" w:history="1">
+          <w:hyperlink w:anchor="_Toc226315782" w:history="1">
             <w:r>
               <w:rPr>
                 <w:rStyle w:val="Hiperhivatkozs"/>
@@ -1563,6 +1632,8 @@
             <w:r>
               <w:rPr>
                 <w:noProof/>
+                <w:kern w:val="2"/>
+                <w14:ligatures w14:val="standardContextual"/>
               </w:rPr>
               <w:tab/>
             </w:r>
@@ -1592,7 +1663,7 @@
                 <w:noProof/>
                 <w:webHidden/>
               </w:rPr>
-              <w:instrText xml:space="preserve"> PAGEREF _Toc210216444 \h </w:instrText>
+              <w:instrText xml:space="preserve"> PAGEREF _Toc226315782 \h </w:instrText>
             </w:r>
             <w:r>
               <w:rPr>
@@ -1612,7 +1683,7 @@
                 <w:noProof/>
                 <w:webHidden/>
               </w:rPr>
-              <w:t>8</w:t>
+              <w:t>10</w:t>
             </w:r>
             <w:r>
               <w:rPr>
@@ -1632,9 +1703,11 @@
             </w:tabs>
             <w:rPr>
               <w:noProof/>
+              <w:kern w:val="2"/>
+              <w14:ligatures w14:val="standardContextual"/>
             </w:rPr>
           </w:pPr>
-          <w:hyperlink w:anchor="_Toc210216445" w:history="1">
+          <w:hyperlink w:anchor="_Toc226315783" w:history="1">
             <w:r>
               <w:rPr>
                 <w:rStyle w:val="Hiperhivatkozs"/>
@@ -1645,6 +1718,8 @@
             <w:r>
               <w:rPr>
                 <w:noProof/>
+                <w:kern w:val="2"/>
+                <w14:ligatures w14:val="standardContextual"/>
               </w:rPr>
               <w:tab/>
             </w:r>
@@ -1674,7 +1749,7 @@
                 <w:noProof/>
                 <w:webHidden/>
               </w:rPr>
-              <w:instrText xml:space="preserve"> PAGEREF _Toc210216445 \h </w:instrText>
+              <w:instrText xml:space="preserve"> PAGEREF _Toc226315783 \h </w:instrText>
             </w:r>
             <w:r>
               <w:rPr>
@@ -1694,7 +1769,7 @@
                 <w:noProof/>
                 <w:webHidden/>
               </w:rPr>
-              <w:t>8</w:t>
+              <w:t>10</w:t>
             </w:r>
             <w:r>
               <w:rPr>
@@ -1714,9 +1789,11 @@
             </w:tabs>
             <w:rPr>
               <w:noProof/>
+              <w:kern w:val="2"/>
+              <w14:ligatures w14:val="standardContextual"/>
             </w:rPr>
           </w:pPr>
-          <w:hyperlink w:anchor="_Toc210216446" w:history="1">
+          <w:hyperlink w:anchor="_Toc226315784" w:history="1">
             <w:r>
               <w:rPr>
                 <w:rStyle w:val="Hiperhivatkozs"/>
@@ -1727,6 +1804,8 @@
             <w:r>
               <w:rPr>
                 <w:noProof/>
+                <w:kern w:val="2"/>
+                <w14:ligatures w14:val="standardContextual"/>
               </w:rPr>
               <w:tab/>
             </w:r>
@@ -1756,7 +1835,7 @@
                 <w:noProof/>
                 <w:webHidden/>
               </w:rPr>
-              <w:instrText xml:space="preserve"> PAGEREF _Toc210216446 \h </w:instrText>
+              <w:instrText xml:space="preserve"> PAGEREF _Toc226315784 \h </w:instrText>
             </w:r>
             <w:r>
               <w:rPr>
@@ -1776,7 +1855,7 @@
                 <w:noProof/>
                 <w:webHidden/>
               </w:rPr>
-              <w:t>9</w:t>
+              <w:t>11</w:t>
             </w:r>
             <w:r>
               <w:rPr>
@@ -1796,9 +1875,11 @@
             </w:tabs>
             <w:rPr>
               <w:noProof/>
+              <w:kern w:val="2"/>
+              <w14:ligatures w14:val="standardContextual"/>
             </w:rPr>
           </w:pPr>
-          <w:hyperlink w:anchor="_Toc210216447" w:history="1">
+          <w:hyperlink w:anchor="_Toc226315785" w:history="1">
             <w:r>
               <w:rPr>
                 <w:rStyle w:val="Hiperhivatkozs"/>
@@ -1809,6 +1890,8 @@
             <w:r>
               <w:rPr>
                 <w:noProof/>
+                <w:kern w:val="2"/>
+                <w14:ligatures w14:val="standardContextual"/>
               </w:rPr>
               <w:tab/>
             </w:r>
@@ -1838,7 +1921,7 @@
                 <w:noProof/>
                 <w:webHidden/>
               </w:rPr>
-              <w:instrText xml:space="preserve"> PAGEREF _Toc210216447 \h </w:instrText>
+              <w:instrText xml:space="preserve"> PAGEREF _Toc226315785 \h </w:instrText>
             </w:r>
             <w:r>
               <w:rPr>
@@ -1858,7 +1941,7 @@
                 <w:noProof/>
                 <w:webHidden/>
               </w:rPr>
-              <w:t>10</w:t>
+              <w:t>12</w:t>
             </w:r>
             <w:r>
               <w:rPr>
@@ -1890,7 +1973,7 @@
         <w:pStyle w:val="Cmsor1"/>
       </w:pPr>
       <w:bookmarkStart w:id="0" w:name="_Toc473730742"/>
-      <w:bookmarkStart w:id="1" w:name="_Toc210216427"/>
+      <w:bookmarkStart w:id="1" w:name="_Toc226315765"/>
       <w:r>
         <w:lastRenderedPageBreak/>
         <w:t>Bevezetés</w:t>
@@ -1902,64 +1985,11 @@
       <w:pPr>
         <w:pStyle w:val="Cmsor2"/>
       </w:pPr>
+      <w:bookmarkStart w:id="2" w:name="_Toc226315766"/>
       <w:r>
         <w:t>Téma kiválasztása</w:t>
       </w:r>
-    </w:p>
-    <w:p>
-      <w:pPr>
-        <w:rPr>
-          <w:color w:val="000000" w:themeColor="text1"/>
-        </w:rPr>
-      </w:pPr>
-      <w:r>
-        <w:rPr>
-          <w:color w:val="000000" w:themeColor="text1"/>
-        </w:rPr>
-        <w:t xml:space="preserve">Minket nagyon zavart az, hogy nem találtuk meg azokat a </w:t>
-      </w:r>
-      <w:proofErr w:type="gramStart"/>
-      <w:r>
-        <w:rPr>
-          <w:color w:val="000000" w:themeColor="text1"/>
-        </w:rPr>
-        <w:t>filmeket</w:t>
-      </w:r>
-      <w:proofErr w:type="gramEnd"/>
-      <w:r>
-        <w:rPr>
-          <w:color w:val="000000" w:themeColor="text1"/>
-        </w:rPr>
-        <w:t xml:space="preserve"> amiket kerestünk. Az emberek sok pénzt dobnak ki különböző platformokra, hogy megtalálják azt a </w:t>
-      </w:r>
-      <w:proofErr w:type="gramStart"/>
-      <w:r>
-        <w:rPr>
-          <w:color w:val="000000" w:themeColor="text1"/>
-        </w:rPr>
-        <w:t>filmet</w:t>
-      </w:r>
-      <w:proofErr w:type="gramEnd"/>
-      <w:r>
-        <w:rPr>
-          <w:color w:val="000000" w:themeColor="text1"/>
-        </w:rPr>
-        <w:t xml:space="preserve"> amit keresnek (és vagy megtalálják, vagy nem). Mi olyan témát </w:t>
-      </w:r>
-      <w:proofErr w:type="gramStart"/>
-      <w:r>
-        <w:rPr>
-          <w:color w:val="000000" w:themeColor="text1"/>
-        </w:rPr>
-        <w:t>választottunk</w:t>
-      </w:r>
-      <w:proofErr w:type="gramEnd"/>
-      <w:r>
-        <w:rPr>
-          <w:color w:val="000000" w:themeColor="text1"/>
-        </w:rPr>
-        <w:t xml:space="preserve"> ami ezt megpróbálná egyszerűsíteni.</w:t>
-      </w:r>
+      <w:bookmarkEnd w:id="2"/>
     </w:p>
     <w:p>
       <w:pPr>
@@ -1999,48 +2029,48 @@
       <w:pPr>
         <w:pStyle w:val="Cmsor2"/>
       </w:pPr>
-      <w:bookmarkStart w:id="2" w:name="_Toc473730745"/>
-      <w:bookmarkStart w:id="3" w:name="_Toc210216429"/>
+      <w:bookmarkStart w:id="3" w:name="_Toc473730745"/>
+      <w:bookmarkStart w:id="4" w:name="_Toc226315767"/>
       <w:r>
         <w:t>A felhasznált ismeretek</w:t>
       </w:r>
-      <w:bookmarkEnd w:id="2"/>
       <w:bookmarkEnd w:id="3"/>
+      <w:bookmarkEnd w:id="4"/>
     </w:p>
     <w:p/>
     <w:p>
       <w:pPr>
         <w:pStyle w:val="Cmsor2"/>
       </w:pPr>
-      <w:bookmarkStart w:id="4" w:name="_Toc210216430"/>
+      <w:bookmarkStart w:id="5" w:name="_Toc226315768"/>
       <w:r>
         <w:t>A felhasznált szoftverek</w:t>
       </w:r>
-      <w:bookmarkEnd w:id="4"/>
+      <w:bookmarkEnd w:id="5"/>
     </w:p>
     <w:p/>
     <w:p>
       <w:pPr>
         <w:pStyle w:val="Cmsor1"/>
       </w:pPr>
-      <w:bookmarkStart w:id="5" w:name="_Toc473730746"/>
-      <w:bookmarkStart w:id="6" w:name="_Toc210216431"/>
+      <w:bookmarkStart w:id="6" w:name="_Toc473730746"/>
+      <w:bookmarkStart w:id="7" w:name="_Toc226315769"/>
       <w:r>
         <w:lastRenderedPageBreak/>
         <w:t>Felhasználói dokumentáció</w:t>
       </w:r>
-      <w:bookmarkEnd w:id="5"/>
       <w:bookmarkEnd w:id="6"/>
+      <w:bookmarkEnd w:id="7"/>
     </w:p>
     <w:p>
       <w:pPr>
         <w:pStyle w:val="Cmsor2"/>
       </w:pPr>
-      <w:bookmarkStart w:id="7" w:name="_Toc210216432"/>
+      <w:bookmarkStart w:id="8" w:name="_Toc226315770"/>
       <w:r>
         <w:t>A program általános specifikációja</w:t>
       </w:r>
-      <w:bookmarkEnd w:id="7"/>
+      <w:bookmarkEnd w:id="8"/>
     </w:p>
     <w:p>
       <w:pPr>
@@ -2098,155 +2128,1221 @@
       <w:pPr>
         <w:pStyle w:val="Cmsor2"/>
       </w:pPr>
-      <w:bookmarkStart w:id="8" w:name="_Toc473730747"/>
-      <w:bookmarkStart w:id="9" w:name="_Toc210216433"/>
+      <w:bookmarkStart w:id="9" w:name="_Toc473730747"/>
+      <w:bookmarkStart w:id="10" w:name="_Toc226315771"/>
       <w:r>
         <w:t>Rendszerkövetelmények</w:t>
       </w:r>
-      <w:bookmarkEnd w:id="8"/>
       <w:bookmarkEnd w:id="9"/>
+      <w:bookmarkEnd w:id="10"/>
     </w:p>
     <w:p>
       <w:pPr>
         <w:pStyle w:val="Cmsor3"/>
       </w:pPr>
-      <w:bookmarkStart w:id="10" w:name="_Toc210216434"/>
+      <w:bookmarkStart w:id="11" w:name="_Toc226315772"/>
       <w:r>
         <w:t>Hardver követelmények</w:t>
       </w:r>
-      <w:bookmarkEnd w:id="10"/>
+      <w:bookmarkEnd w:id="11"/>
       <w:r>
         <w:t xml:space="preserve"> </w:t>
       </w:r>
     </w:p>
     <w:p>
-      <w:pPr>
-        <w:rPr>
-          <w:color w:val="FF0000"/>
-        </w:rPr>
-      </w:pPr>
-      <w:r>
-        <w:rPr>
-          <w:color w:val="FF0000"/>
-        </w:rPr>
-        <w:t>Ebben a részben kell leírni a minimális és ajánlott hardver konfigurációt, amely a program futtatásához szükséges. Pontos paramétereket kell megadni, még akkor is, ha a program amúgy minden gépen lefut.</w:t>
+      <w:r>
+        <w:t>Minimális hardver konfiguráció:</w:t>
+      </w:r>
+    </w:p>
+    <w:p>
+      <w:r>
+        <w:t xml:space="preserve">- CPU: 2 magos, legalább 2.0 </w:t>
+      </w:r>
+      <w:proofErr w:type="spellStart"/>
+      <w:r>
+        <w:t>GHz</w:t>
+      </w:r>
+      <w:proofErr w:type="spellEnd"/>
+      <w:r>
+        <w:t xml:space="preserve"> processzor</w:t>
+      </w:r>
+    </w:p>
+    <w:p>
+      <w:r>
+        <w:t>- RAM: 4 GB</w:t>
+      </w:r>
+    </w:p>
+    <w:p>
+      <w:r>
+        <w:t xml:space="preserve">- </w:t>
+      </w:r>
+      <w:proofErr w:type="spellStart"/>
+      <w:r>
+        <w:t>Tárterhely</w:t>
+      </w:r>
+      <w:proofErr w:type="spellEnd"/>
+      <w:r>
+        <w:t xml:space="preserve">: legalább 2 GB szabad hely (forráskód, </w:t>
+      </w:r>
+      <w:proofErr w:type="spellStart"/>
+      <w:r>
+        <w:t>node_modules</w:t>
+      </w:r>
+      <w:proofErr w:type="spellEnd"/>
+      <w:r>
+        <w:t xml:space="preserve">, adatbázis </w:t>
+      </w:r>
+      <w:proofErr w:type="spellStart"/>
+      <w:r>
+        <w:t>dump</w:t>
+      </w:r>
+      <w:proofErr w:type="spellEnd"/>
+      <w:r>
+        <w:t xml:space="preserve">, </w:t>
+      </w:r>
+      <w:proofErr w:type="spellStart"/>
+      <w:r>
+        <w:t>logok</w:t>
+      </w:r>
+      <w:proofErr w:type="spellEnd"/>
+      <w:r>
+        <w:t>)</w:t>
+      </w:r>
+    </w:p>
+    <w:p>
+      <w:r>
+        <w:t xml:space="preserve">- Hálózat: stabil internetkapcsolat (külső API: </w:t>
+      </w:r>
+      <w:proofErr w:type="spellStart"/>
+      <w:r>
+        <w:t>Steam</w:t>
+      </w:r>
+      <w:proofErr w:type="spellEnd"/>
+      <w:r>
+        <w:t xml:space="preserve"> eléréséhez)</w:t>
+      </w:r>
+    </w:p>
+    <w:p>
+      <w:r>
+        <w:t>- Kijelző: 1366x768 felbontás</w:t>
+      </w:r>
+    </w:p>
+    <w:p/>
+    <w:p>
+      <w:r>
+        <w:t>Ajánlott hardver konfiguráció:</w:t>
+      </w:r>
+    </w:p>
+    <w:p>
+      <w:r>
+        <w:t xml:space="preserve">- CPU: 4 magos, 2.5 </w:t>
+      </w:r>
+      <w:proofErr w:type="spellStart"/>
+      <w:r>
+        <w:t>GHz</w:t>
+      </w:r>
+      <w:proofErr w:type="spellEnd"/>
+      <w:r>
+        <w:t xml:space="preserve"> vagy gyorsabb processzor</w:t>
+      </w:r>
+    </w:p>
+    <w:p>
+      <w:r>
+        <w:t>- RAM: 8 GB vagy több</w:t>
+      </w:r>
+    </w:p>
+    <w:p>
+      <w:r>
+        <w:t xml:space="preserve">- </w:t>
+      </w:r>
+      <w:proofErr w:type="spellStart"/>
+      <w:r>
+        <w:t>Tárterhely</w:t>
+      </w:r>
+      <w:proofErr w:type="spellEnd"/>
+      <w:r>
+        <w:t>: SSD, legalább 5 GB szabad hellyel</w:t>
+      </w:r>
+    </w:p>
+    <w:p>
+      <w:r>
+        <w:t>- Hálózat: széles sávú internetkapcsolat</w:t>
+      </w:r>
+    </w:p>
+    <w:p>
+      <w:r>
+        <w:t xml:space="preserve">- Kijelző: </w:t>
+      </w:r>
+      <w:proofErr w:type="spellStart"/>
+      <w:r>
+        <w:t>Full</w:t>
+      </w:r>
+      <w:proofErr w:type="spellEnd"/>
+      <w:r>
+        <w:t xml:space="preserve"> HD (1920x1080)</w:t>
+      </w:r>
+    </w:p>
+    <w:p/>
+    <w:p>
+      <w:r>
+        <w:lastRenderedPageBreak/>
+        <w:t>Indoklás:</w:t>
+      </w:r>
+    </w:p>
+    <w:p>
+      <w:r>
+        <w:t xml:space="preserve">A kliens </w:t>
+      </w:r>
+      <w:proofErr w:type="spellStart"/>
+      <w:r>
+        <w:t>React</w:t>
+      </w:r>
+      <w:proofErr w:type="spellEnd"/>
+      <w:r>
+        <w:t xml:space="preserve"> + </w:t>
+      </w:r>
+      <w:proofErr w:type="spellStart"/>
+      <w:r>
+        <w:t>Vite</w:t>
+      </w:r>
+      <w:proofErr w:type="spellEnd"/>
+      <w:r>
+        <w:t xml:space="preserve"> alapú, a szerver Node.js + Express alapú, és </w:t>
+      </w:r>
+      <w:proofErr w:type="spellStart"/>
+      <w:r>
+        <w:t>MySQL</w:t>
+      </w:r>
+      <w:proofErr w:type="spellEnd"/>
+      <w:r>
+        <w:t xml:space="preserve"> adatbázist használ.</w:t>
+      </w:r>
+    </w:p>
+    <w:p>
+      <w:r>
+        <w:t>Fejlesztői futtatáskor a frontend, backend és adatbázis párhuzamosan fut, ezért legalább 4 GB RAM szükséges,</w:t>
+      </w:r>
+    </w:p>
+    <w:p>
+      <w:r>
+        <w:t>az ajánlott stabil működéshez 8 GB RAM.</w:t>
       </w:r>
     </w:p>
     <w:p>
       <w:pPr>
         <w:pStyle w:val="Cmsor3"/>
       </w:pPr>
-      <w:bookmarkStart w:id="11" w:name="_Toc210216435"/>
+      <w:bookmarkStart w:id="12" w:name="_Toc226315773"/>
       <w:r>
         <w:t>Szoftver követelmények</w:t>
       </w:r>
-      <w:bookmarkEnd w:id="11"/>
+      <w:bookmarkEnd w:id="12"/>
       <w:r>
         <w:t xml:space="preserve"> </w:t>
       </w:r>
     </w:p>
     <w:p>
-      <w:pPr>
-        <w:rPr>
-          <w:color w:val="FF0000"/>
-        </w:rPr>
-      </w:pPr>
-      <w:r>
-        <w:rPr>
-          <w:color w:val="FF0000"/>
-        </w:rPr>
-        <w:t>Le kell írni, hogy mely operációs rendszere(</w:t>
-      </w:r>
-      <w:proofErr w:type="spellStart"/>
-      <w:r>
-        <w:rPr>
-          <w:color w:val="FF0000"/>
-        </w:rPr>
-        <w:t>ke</w:t>
-      </w:r>
-      <w:proofErr w:type="spellEnd"/>
-      <w:r>
-        <w:rPr>
-          <w:color w:val="FF0000"/>
-        </w:rPr>
-        <w:t xml:space="preserve">)n fut a program, és milyen egyéb szoftver komponensek szükségesek a működéshez (pl. .NET, </w:t>
-      </w:r>
-      <w:proofErr w:type="spellStart"/>
-      <w:r>
-        <w:rPr>
-          <w:color w:val="FF0000"/>
-        </w:rPr>
-        <w:t>DirectX</w:t>
-      </w:r>
-      <w:proofErr w:type="spellEnd"/>
-      <w:r>
-        <w:rPr>
-          <w:color w:val="FF0000"/>
-        </w:rPr>
-        <w:t xml:space="preserve">, esetleg adatbázis-szerver és </w:t>
-      </w:r>
-      <w:proofErr w:type="gramStart"/>
-      <w:r>
-        <w:rPr>
-          <w:color w:val="FF0000"/>
-        </w:rPr>
-        <w:t>adatbázis-állományok,</w:t>
-      </w:r>
-      <w:proofErr w:type="gramEnd"/>
-      <w:r>
-        <w:rPr>
-          <w:color w:val="FF0000"/>
-        </w:rPr>
-        <w:t xml:space="preserve"> stb.) A beadott CD-n ezeknek is ott kell lenniük. </w:t>
-      </w:r>
-    </w:p>
-    <w:p>
-      <w:pPr>
-        <w:rPr>
-          <w:color w:val="FF0000"/>
-        </w:rPr>
-      </w:pPr>
-      <w:r>
-        <w:rPr>
-          <w:color w:val="FF0000"/>
-        </w:rPr>
-        <w:t xml:space="preserve">Ajánlott terjedelem: ½ -1 oldal, </w:t>
-      </w:r>
-      <w:proofErr w:type="spellStart"/>
-      <w:r>
-        <w:rPr>
-          <w:color w:val="FF0000"/>
-        </w:rPr>
-        <w:t>felsorolásszerűen</w:t>
-      </w:r>
-      <w:proofErr w:type="spellEnd"/>
-      <w:r>
-        <w:rPr>
-          <w:color w:val="FF0000"/>
-        </w:rPr>
-        <w:t xml:space="preserve"> leírva </w:t>
+      <w:r>
+        <w:t>Támogatott operációs rendszerek:</w:t>
+      </w:r>
+    </w:p>
+    <w:p>
+      <w:r>
+        <w:t>- Windows 10 vagy újabb (ajánlott: Windows 11)</w:t>
+      </w:r>
+    </w:p>
+    <w:p>
+      <w:r>
+        <w:t>- Linux (modern disztribúciók, pl. Ubuntu 22.04+)</w:t>
+      </w:r>
+    </w:p>
+    <w:p>
+      <w:r>
+        <w:t xml:space="preserve">- </w:t>
+      </w:r>
+      <w:proofErr w:type="spellStart"/>
+      <w:r>
+        <w:t>macOS</w:t>
+      </w:r>
+      <w:proofErr w:type="spellEnd"/>
+      <w:r>
+        <w:t xml:space="preserve"> 12+ (</w:t>
+      </w:r>
+      <w:proofErr w:type="spellStart"/>
+      <w:r>
+        <w:t>Ventura</w:t>
+      </w:r>
+      <w:proofErr w:type="spellEnd"/>
+      <w:r>
+        <w:t xml:space="preserve"> vagy újabb ajánlott)</w:t>
+      </w:r>
+    </w:p>
+    <w:p/>
+    <w:p>
+      <w:r>
+        <w:t>Szükséges szoftver komponensek:</w:t>
+      </w:r>
+    </w:p>
+    <w:p>
+      <w:r>
+        <w:t>- Node.js 18+ (ajánlott: Node.js 20 LTS)</w:t>
+      </w:r>
+    </w:p>
+    <w:p>
+      <w:r>
+        <w:t xml:space="preserve">- </w:t>
+      </w:r>
+      <w:proofErr w:type="spellStart"/>
+      <w:r>
+        <w:t>npm</w:t>
+      </w:r>
+      <w:proofErr w:type="spellEnd"/>
+      <w:r>
+        <w:t xml:space="preserve"> 9+</w:t>
+      </w:r>
+    </w:p>
+    <w:p>
+      <w:r>
+        <w:t xml:space="preserve">- </w:t>
+      </w:r>
+      <w:proofErr w:type="spellStart"/>
+      <w:r>
+        <w:t>MySQL</w:t>
+      </w:r>
+      <w:proofErr w:type="spellEnd"/>
+      <w:r>
+        <w:t xml:space="preserve"> 8.0+ vagy </w:t>
+      </w:r>
+      <w:proofErr w:type="spellStart"/>
+      <w:r>
+        <w:t>MariaDB</w:t>
+      </w:r>
+      <w:proofErr w:type="spellEnd"/>
+      <w:r>
+        <w:t xml:space="preserve"> 10.4+</w:t>
+      </w:r>
+    </w:p>
+    <w:p>
+      <w:r>
+        <w:t>- Modern böngésző: Google Chrome, Microsoft Edge, Mozilla Firefox (friss verzió)</w:t>
+      </w:r>
+    </w:p>
+    <w:p/>
+    <w:p>
+      <w:r>
+        <w:t>Projekt-specifikus komponensek és beállítások:</w:t>
+      </w:r>
+    </w:p>
+    <w:p>
+      <w:r>
+        <w:t xml:space="preserve">- Frontend fejlesztői szerver: </w:t>
+      </w:r>
+      <w:proofErr w:type="spellStart"/>
+      <w:r>
+        <w:t>Vite</w:t>
+      </w:r>
+      <w:proofErr w:type="spellEnd"/>
+      <w:r>
+        <w:t xml:space="preserve"> (alapértelmezett: http://localhost:5173)</w:t>
+      </w:r>
+    </w:p>
+    <w:p>
+      <w:r>
+        <w:t>- Backend API szerver: Node.js/Express (alapértelmezett port: 3002)</w:t>
+      </w:r>
+    </w:p>
+    <w:p>
+      <w:r>
+        <w:t>- Adatbázis kapcsolat:</w:t>
+      </w:r>
+    </w:p>
+    <w:p>
+      <w:r>
+        <w:t xml:space="preserve">  - DB_HOST (alapértelmezett: 127.0.0.1)</w:t>
+      </w:r>
+    </w:p>
+    <w:p>
+      <w:r>
+        <w:t xml:space="preserve">  - DB_PORT (alapértelmezett: 3306)</w:t>
+      </w:r>
+    </w:p>
+    <w:p>
+      <w:r>
+        <w:t xml:space="preserve">  - DB_USER (alapértelmezett: </w:t>
+      </w:r>
+      <w:proofErr w:type="spellStart"/>
+      <w:r>
+        <w:t>root</w:t>
+      </w:r>
+      <w:proofErr w:type="spellEnd"/>
+      <w:r>
+        <w:t>)</w:t>
+      </w:r>
+    </w:p>
+    <w:p>
+      <w:r>
+        <w:t xml:space="preserve">  - DB_PASSWORD (helyi beállítás szerint)</w:t>
+      </w:r>
+    </w:p>
+    <w:p>
+      <w:r>
+        <w:lastRenderedPageBreak/>
+        <w:t xml:space="preserve">  - DB_NAME (alapértelmezett: </w:t>
+      </w:r>
+      <w:proofErr w:type="spellStart"/>
+      <w:r>
+        <w:t>gamehub</w:t>
+      </w:r>
+      <w:proofErr w:type="spellEnd"/>
+      <w:r>
+        <w:t>)</w:t>
+      </w:r>
+    </w:p>
+    <w:p/>
+    <w:p>
+      <w:r>
+        <w:t>Hálózati/szolgáltatás függőségek:</w:t>
+      </w:r>
+    </w:p>
+    <w:p>
+      <w:r>
+        <w:t xml:space="preserve">- </w:t>
+      </w:r>
+      <w:proofErr w:type="spellStart"/>
+      <w:r>
+        <w:t>Steam</w:t>
+      </w:r>
+      <w:proofErr w:type="spellEnd"/>
+      <w:r>
+        <w:t xml:space="preserve"> </w:t>
+      </w:r>
+      <w:proofErr w:type="spellStart"/>
+      <w:r>
+        <w:t>Store</w:t>
+      </w:r>
+      <w:proofErr w:type="spellEnd"/>
+      <w:r>
+        <w:t xml:space="preserve"> API (játékadatokhoz)</w:t>
+      </w:r>
+    </w:p>
+    <w:p>
+      <w:r>
+        <w:t xml:space="preserve">- </w:t>
+      </w:r>
+      <w:proofErr w:type="spellStart"/>
+      <w:r>
+        <w:t>Steam</w:t>
+      </w:r>
+      <w:proofErr w:type="spellEnd"/>
+      <w:r>
+        <w:t xml:space="preserve"> Web API (bizonyos funkciókhoz)</w:t>
+      </w:r>
+    </w:p>
+    <w:p/>
+    <w:p>
+      <w:r>
+        <w:t>Megjegyzés:</w:t>
+      </w:r>
+    </w:p>
+    <w:p>
+      <w:r>
+        <w:t>A frontend oldalon a /</w:t>
+      </w:r>
+      <w:proofErr w:type="spellStart"/>
+      <w:r>
+        <w:t>api</w:t>
+      </w:r>
+      <w:proofErr w:type="spellEnd"/>
+      <w:r>
+        <w:t xml:space="preserve"> végpontokat </w:t>
+      </w:r>
+      <w:proofErr w:type="spellStart"/>
+      <w:r>
+        <w:t>Vite</w:t>
+      </w:r>
+      <w:proofErr w:type="spellEnd"/>
+      <w:r>
+        <w:t xml:space="preserve"> proxy továbbítja a helyi backend szerver felé,</w:t>
+      </w:r>
+    </w:p>
+    <w:p>
+      <w:r>
+        <w:t xml:space="preserve">ezért fejlesztői üzemmódban a frontend és backend külön </w:t>
+      </w:r>
+      <w:proofErr w:type="spellStart"/>
+      <w:r>
+        <w:t>processzként</w:t>
+      </w:r>
+      <w:proofErr w:type="spellEnd"/>
+      <w:r>
+        <w:t xml:space="preserve"> fut.</w:t>
       </w:r>
     </w:p>
     <w:p>
       <w:pPr>
         <w:pStyle w:val="Cmsor2"/>
       </w:pPr>
-      <w:r>
-        <w:rPr>
-          <w:color w:val="4F6228" w:themeColor="accent3" w:themeShade="80"/>
-          <w:sz w:val="24"/>
-          <w:szCs w:val="22"/>
-        </w:rPr>
+      <w:bookmarkStart w:id="13" w:name="_Toc226315774"/>
+      <w:r>
+        <w:t>A program telepítése</w:t>
+      </w:r>
+      <w:bookmarkEnd w:id="13"/>
+      <w:r>
         <w:t xml:space="preserve"> </w:t>
       </w:r>
-      <w:bookmarkStart w:id="12" w:name="_Toc210216436"/>
-      <w:r>
-        <w:t>3. A program telepítése</w:t>
-      </w:r>
-      <w:bookmarkEnd w:id="12"/>
+    </w:p>
+    <w:p>
+      <w:r>
+        <w:t>A telepítés jelen projektben nem klasszikus telepítőprogrammal történik, hanem fejlesztői futtatással. Az alábbi lépéseket követve a rendszer hiba nélkül telepíthető és elindítható.</w:t>
+      </w:r>
+    </w:p>
+    <w:p/>
+    <w:p>
+      <w:r>
+        <w:t>Forráskód elérése</w:t>
+      </w:r>
+    </w:p>
+    <w:p>
+      <w:r>
+        <w:t>- A projekt mappa legyen elérhető a gépen (jelen esetben a web mappa).</w:t>
+      </w:r>
+    </w:p>
+    <w:p/>
+    <w:p>
+      <w:r>
+        <w:t>Elő-feltételek telepítése</w:t>
+      </w:r>
+    </w:p>
+    <w:p>
+      <w:r>
+        <w:t xml:space="preserve">- Telepítsd a Node.js-t és az </w:t>
+      </w:r>
+      <w:proofErr w:type="spellStart"/>
+      <w:r>
+        <w:t>npm-et</w:t>
+      </w:r>
+      <w:proofErr w:type="spellEnd"/>
+      <w:r>
+        <w:t>.</w:t>
+      </w:r>
+    </w:p>
+    <w:p>
+      <w:r>
+        <w:t xml:space="preserve">- Telepítsd a </w:t>
+      </w:r>
+      <w:proofErr w:type="spellStart"/>
+      <w:r>
+        <w:t>MySQL</w:t>
+      </w:r>
+      <w:proofErr w:type="spellEnd"/>
+      <w:r>
+        <w:t xml:space="preserve"> vagy </w:t>
+      </w:r>
+      <w:proofErr w:type="spellStart"/>
+      <w:r>
+        <w:t>MariaDB</w:t>
+      </w:r>
+      <w:proofErr w:type="spellEnd"/>
+      <w:r>
+        <w:t xml:space="preserve"> szervert.</w:t>
+      </w:r>
+    </w:p>
+    <w:p/>
+    <w:p/>
+    <w:p>
+      <w:r>
+        <w:t>Adatbázis telepítése és létrehozása</w:t>
+      </w:r>
+    </w:p>
+    <w:p>
+      <w:r>
+        <w:t xml:space="preserve">- Indítsd el az </w:t>
+      </w:r>
+      <w:proofErr w:type="spellStart"/>
+      <w:r>
+        <w:t>Apache</w:t>
+      </w:r>
+      <w:proofErr w:type="spellEnd"/>
+      <w:r>
+        <w:t xml:space="preserve"> és a </w:t>
+      </w:r>
+      <w:proofErr w:type="spellStart"/>
+      <w:r>
+        <w:t>MySQL</w:t>
+      </w:r>
+      <w:proofErr w:type="spellEnd"/>
+      <w:r>
+        <w:t xml:space="preserve"> szolgáltatást (pl. XAMPP </w:t>
+      </w:r>
+      <w:proofErr w:type="spellStart"/>
+      <w:r>
+        <w:t>Control</w:t>
+      </w:r>
+      <w:proofErr w:type="spellEnd"/>
+      <w:r>
+        <w:t xml:space="preserve"> Panelben).</w:t>
+      </w:r>
+    </w:p>
+    <w:p>
+      <w:r>
+        <w:t xml:space="preserve">- Nyisd meg böngészőben a </w:t>
+      </w:r>
+      <w:proofErr w:type="spellStart"/>
+      <w:r>
+        <w:t>phpMyAdmin</w:t>
+      </w:r>
+      <w:proofErr w:type="spellEnd"/>
+      <w:r>
+        <w:t xml:space="preserve"> felületet:</w:t>
+      </w:r>
+    </w:p>
+    <w:p/>
+    <w:p>
+      <w:r>
+        <w:lastRenderedPageBreak/>
+        <w:t xml:space="preserve">  http://localhost/phpmyadmin</w:t>
+      </w:r>
+    </w:p>
+    <w:p/>
+    <w:p>
+      <w:r>
+        <w:t xml:space="preserve">- A bal oldali listában kattints az Új (New) gombra, majd hozd létre a </w:t>
+      </w:r>
+      <w:proofErr w:type="spellStart"/>
+      <w:r>
+        <w:t>gamehub</w:t>
+      </w:r>
+      <w:proofErr w:type="spellEnd"/>
+      <w:r>
+        <w:t xml:space="preserve"> nevű adatbázist.</w:t>
+      </w:r>
+    </w:p>
+    <w:p>
+      <w:r>
+        <w:t xml:space="preserve">- Az adatbázis létrehozása után válaszd ki a </w:t>
+      </w:r>
+      <w:proofErr w:type="spellStart"/>
+      <w:r>
+        <w:t>gamehub</w:t>
+      </w:r>
+      <w:proofErr w:type="spellEnd"/>
+      <w:r>
+        <w:t xml:space="preserve"> adatbázist, majd nyisd meg az Import fület.</w:t>
+      </w:r>
+    </w:p>
+    <w:p>
+      <w:r>
+        <w:t>- A Fájl kiválasztása gombbal tallózd be a következő fájlt:</w:t>
+      </w:r>
+    </w:p>
+    <w:p/>
+    <w:p>
+      <w:r>
+        <w:t xml:space="preserve">  </w:t>
+      </w:r>
+      <w:proofErr w:type="spellStart"/>
+      <w:r>
+        <w:t>database</w:t>
+      </w:r>
+      <w:proofErr w:type="spellEnd"/>
+      <w:r>
+        <w:t>/</w:t>
+      </w:r>
+      <w:proofErr w:type="spellStart"/>
+      <w:r>
+        <w:t>gamehub.sql</w:t>
+      </w:r>
+      <w:proofErr w:type="spellEnd"/>
+    </w:p>
+    <w:p/>
+    <w:p>
+      <w:r>
+        <w:t>- Formátumként hagyd az SQL beállítást, majd kattints a Végrehajtás (Go) gombra.</w:t>
+      </w:r>
+    </w:p>
+    <w:p>
+      <w:r>
+        <w:t xml:space="preserve">- Sikeres import után a </w:t>
+      </w:r>
+      <w:proofErr w:type="spellStart"/>
+      <w:r>
+        <w:t>gamehub</w:t>
+      </w:r>
+      <w:proofErr w:type="spellEnd"/>
+      <w:r>
+        <w:t xml:space="preserve"> adatbázis alatt megjelennek a szükséges táblák (pl. </w:t>
+      </w:r>
+      <w:proofErr w:type="spellStart"/>
+      <w:r>
+        <w:t>users</w:t>
+      </w:r>
+      <w:proofErr w:type="spellEnd"/>
+      <w:r>
+        <w:t xml:space="preserve">, </w:t>
+      </w:r>
+      <w:proofErr w:type="spellStart"/>
+      <w:r>
+        <w:t>favorites</w:t>
+      </w:r>
+      <w:proofErr w:type="spellEnd"/>
+      <w:r>
+        <w:t xml:space="preserve">, </w:t>
+      </w:r>
+      <w:proofErr w:type="spellStart"/>
+      <w:r>
+        <w:t>comments</w:t>
+      </w:r>
+      <w:proofErr w:type="spellEnd"/>
+      <w:r>
+        <w:t xml:space="preserve">, </w:t>
+      </w:r>
+      <w:proofErr w:type="spellStart"/>
+      <w:r>
+        <w:t>user_stats</w:t>
+      </w:r>
+      <w:proofErr w:type="spellEnd"/>
+      <w:r>
+        <w:t xml:space="preserve">, </w:t>
+      </w:r>
+      <w:proofErr w:type="spellStart"/>
+      <w:r>
+        <w:t>user_achievements</w:t>
+      </w:r>
+      <w:proofErr w:type="spellEnd"/>
+      <w:r>
+        <w:t xml:space="preserve">, </w:t>
+      </w:r>
+      <w:proofErr w:type="spellStart"/>
+      <w:r>
+        <w:t>achievement_catalog</w:t>
+      </w:r>
+      <w:proofErr w:type="spellEnd"/>
+      <w:r>
+        <w:t xml:space="preserve"> stb.).</w:t>
+      </w:r>
+    </w:p>
+    <w:p/>
+    <w:p>
+      <w:r>
+        <w:t>Adatbázis kapcsolat beállítása</w:t>
+      </w:r>
+    </w:p>
+    <w:p>
+      <w:r>
+        <w:t>- A projekt gyökerében található .</w:t>
+      </w:r>
+      <w:proofErr w:type="spellStart"/>
+      <w:r>
+        <w:t>env</w:t>
+      </w:r>
+      <w:proofErr w:type="spellEnd"/>
+      <w:r>
+        <w:t xml:space="preserve"> fájlban ellenőrizd az alábbi értékeket:</w:t>
+      </w:r>
+    </w:p>
+    <w:p>
+      <w:r>
+        <w:t xml:space="preserve">  - DB_HOST=127.0.0.1</w:t>
+      </w:r>
+    </w:p>
+    <w:p>
+      <w:r>
+        <w:t xml:space="preserve">  - DB_PORT=3306</w:t>
+      </w:r>
+    </w:p>
+    <w:p>
+      <w:r>
+        <w:t xml:space="preserve">  - DB_USER=</w:t>
+      </w:r>
+      <w:proofErr w:type="spellStart"/>
+      <w:r>
+        <w:t>root</w:t>
+      </w:r>
+      <w:proofErr w:type="spellEnd"/>
+    </w:p>
+    <w:p>
+      <w:r>
+        <w:t xml:space="preserve">  - DB_PASSWORD=</w:t>
+      </w:r>
+    </w:p>
+    <w:p>
+      <w:r>
+        <w:t xml:space="preserve">  - DB_NAME=</w:t>
+      </w:r>
+      <w:proofErr w:type="spellStart"/>
+      <w:r>
+        <w:t>gamehub</w:t>
+      </w:r>
+      <w:proofErr w:type="spellEnd"/>
+    </w:p>
+    <w:p/>
+    <w:p>
+      <w:r>
+        <w:t>- Ha más felhasználót/jelszót használsz, akkor ennek megfelelően módosítani kell az értékeket.</w:t>
+      </w:r>
+    </w:p>
+    <w:p/>
+    <w:p>
+      <w:r>
+        <w:t>Alkalmazás telepítése és indítása</w:t>
+      </w:r>
+      <w:r>
+        <w:t>:</w:t>
+      </w:r>
+    </w:p>
+    <w:p/>
+    <w:p>
+      <w:proofErr w:type="spellStart"/>
+      <w:r>
+        <w:lastRenderedPageBreak/>
+        <w:t>Node</w:t>
+      </w:r>
+      <w:proofErr w:type="spellEnd"/>
+      <w:r>
+        <w:t xml:space="preserve"> függőségek telepítése</w:t>
+      </w:r>
+    </w:p>
+    <w:p>
+      <w:r>
+        <w:t>- A projekt gyökerében futtasd:</w:t>
+      </w:r>
+    </w:p>
+    <w:p/>
+    <w:p>
+      <w:r>
+        <w:t xml:space="preserve">  </w:t>
+      </w:r>
+      <w:proofErr w:type="spellStart"/>
+      <w:r>
+        <w:t>npm</w:t>
+      </w:r>
+      <w:proofErr w:type="spellEnd"/>
       <w:r>
         <w:t xml:space="preserve"> </w:t>
       </w:r>
+      <w:proofErr w:type="spellStart"/>
+      <w:r>
+        <w:t>install</w:t>
+      </w:r>
+      <w:proofErr w:type="spellEnd"/>
+    </w:p>
+    <w:p/>
+    <w:p>
+      <w:r>
+        <w:t>B</w:t>
+      </w:r>
+      <w:r>
+        <w:t>ackend szerver indítása</w:t>
+      </w:r>
+    </w:p>
+    <w:p>
+      <w:r>
+        <w:t>- Külön terminálban futtasd:</w:t>
+      </w:r>
+    </w:p>
+    <w:p/>
+    <w:p>
+      <w:r>
+        <w:t xml:space="preserve">  </w:t>
+      </w:r>
+      <w:proofErr w:type="spellStart"/>
+      <w:r>
+        <w:t>npm</w:t>
+      </w:r>
+      <w:proofErr w:type="spellEnd"/>
+      <w:r>
+        <w:t xml:space="preserve"> </w:t>
+      </w:r>
+      <w:proofErr w:type="spellStart"/>
+      <w:r>
+        <w:t>run</w:t>
+      </w:r>
+      <w:proofErr w:type="spellEnd"/>
+      <w:r>
+        <w:t xml:space="preserve"> server</w:t>
+      </w:r>
+    </w:p>
+    <w:p/>
+    <w:p>
+      <w:r>
+        <w:t>- Sikeres indítás után a backend általában itt érhető el:</w:t>
+      </w:r>
+    </w:p>
+    <w:p>
+      <w:r>
+        <w:t xml:space="preserve">  - http://localhost:3002</w:t>
+      </w:r>
+    </w:p>
+    <w:p/>
+    <w:p>
+      <w:r>
+        <w:t>F</w:t>
+      </w:r>
+      <w:r>
+        <w:t>rontend indítása</w:t>
+      </w:r>
+    </w:p>
+    <w:p>
+      <w:r>
+        <w:t>- Újabb terminálban futtasd:</w:t>
+      </w:r>
+    </w:p>
+    <w:p/>
+    <w:p>
+      <w:r>
+        <w:t xml:space="preserve">  </w:t>
+      </w:r>
+      <w:proofErr w:type="spellStart"/>
+      <w:r>
+        <w:t>npm</w:t>
+      </w:r>
+      <w:proofErr w:type="spellEnd"/>
+      <w:r>
+        <w:t xml:space="preserve"> </w:t>
+      </w:r>
+      <w:proofErr w:type="spellStart"/>
+      <w:r>
+        <w:t>run</w:t>
+      </w:r>
+      <w:proofErr w:type="spellEnd"/>
+      <w:r>
+        <w:t xml:space="preserve"> </w:t>
+      </w:r>
+      <w:proofErr w:type="spellStart"/>
+      <w:r>
+        <w:t>dev</w:t>
+      </w:r>
+      <w:proofErr w:type="spellEnd"/>
+    </w:p>
+    <w:p/>
+    <w:p>
+      <w:r>
+        <w:t xml:space="preserve">- A </w:t>
+      </w:r>
+      <w:proofErr w:type="spellStart"/>
+      <w:r>
+        <w:t>Vite</w:t>
+      </w:r>
+      <w:proofErr w:type="spellEnd"/>
+      <w:r>
+        <w:t xml:space="preserve"> kiírja a pontos URL-t:</w:t>
+      </w:r>
+    </w:p>
+    <w:p>
+      <w:r>
+        <w:t xml:space="preserve">  - http://localhost:5173</w:t>
+      </w:r>
+    </w:p>
+    <w:p/>
+    <w:p>
+      <w:r>
+        <w:t>M</w:t>
+      </w:r>
+      <w:r>
+        <w:t>űködés ellenőrzése</w:t>
+      </w:r>
+    </w:p>
+    <w:p>
+      <w:r>
+        <w:t>- Nyisd meg böngészőben a frontend címet.</w:t>
+      </w:r>
+    </w:p>
+    <w:p>
+      <w:r>
+        <w:t>- Próbáld ki az alap funkciókat:</w:t>
+      </w:r>
+    </w:p>
+    <w:p>
+      <w:r>
+        <w:t xml:space="preserve">  - regisztráció/bejelentkezés,</w:t>
+      </w:r>
+    </w:p>
+    <w:p>
+      <w:r>
+        <w:t xml:space="preserve">  - játék és film keresés,</w:t>
+      </w:r>
+    </w:p>
+    <w:p>
+      <w:r>
+        <w:lastRenderedPageBreak/>
+        <w:t xml:space="preserve">  - kedvencek hozzáadása/törlése,</w:t>
+      </w:r>
+    </w:p>
+    <w:p>
+      <w:r>
+        <w:t xml:space="preserve">  - </w:t>
+      </w:r>
+      <w:proofErr w:type="spellStart"/>
+      <w:r>
+        <w:t>kommentelés</w:t>
+      </w:r>
+      <w:proofErr w:type="spellEnd"/>
+      <w:r>
+        <w:t>,</w:t>
+      </w:r>
+    </w:p>
+    <w:p>
+      <w:r>
+        <w:t xml:space="preserve">  - </w:t>
+      </w:r>
+      <w:proofErr w:type="spellStart"/>
+      <w:r>
+        <w:t>achievement</w:t>
+      </w:r>
+      <w:proofErr w:type="spellEnd"/>
+      <w:r>
+        <w:t>/statisztika oldalak.</w:t>
+      </w:r>
+    </w:p>
+    <w:p/>
+    <w:p/>
+    <w:p>
+      <w:r>
+        <w:t>Telepítés közben választható opciók / hibakezelés</w:t>
+      </w:r>
+    </w:p>
+    <w:p/>
+    <w:p>
+      <w:r>
+        <w:t>- Port átállítás:</w:t>
+      </w:r>
+    </w:p>
+    <w:p>
+      <w:r>
+        <w:t xml:space="preserve">  - Ha a 3002 foglalt, PORT környezeti változóval más port is beállítható.</w:t>
+      </w:r>
+    </w:p>
+    <w:p>
+      <w:r>
+        <w:t>- Adatbázis felhasználó:</w:t>
+      </w:r>
+    </w:p>
+    <w:p>
+      <w:r>
+        <w:t xml:space="preserve">  - </w:t>
+      </w:r>
+      <w:proofErr w:type="spellStart"/>
+      <w:r>
+        <w:t>root</w:t>
+      </w:r>
+      <w:proofErr w:type="spellEnd"/>
+      <w:r>
+        <w:t xml:space="preserve"> helyett külön, korlátozott jogosultságú felhasználó is használható.</w:t>
+      </w:r>
+    </w:p>
+    <w:p/>
+    <w:p>
+      <w:r>
+        <w:t>Gyakori hibák és megoldások:</w:t>
+      </w:r>
+    </w:p>
+    <w:p>
+      <w:r>
+        <w:t>- "ECONNREFUSED" adatbázis hiba:</w:t>
+      </w:r>
+    </w:p>
+    <w:p>
+      <w:r>
+        <w:t xml:space="preserve">  - Ellenőrizd, hogy fut-e a </w:t>
+      </w:r>
+      <w:proofErr w:type="spellStart"/>
+      <w:r>
+        <w:t>MySQL</w:t>
+      </w:r>
+      <w:proofErr w:type="spellEnd"/>
+      <w:r>
+        <w:t xml:space="preserve"> szolgáltatás.</w:t>
+      </w:r>
+    </w:p>
+    <w:p>
+      <w:r>
+        <w:t xml:space="preserve">  - Ellenőrizd a .</w:t>
+      </w:r>
+      <w:proofErr w:type="spellStart"/>
+      <w:r>
+        <w:t>env</w:t>
+      </w:r>
+      <w:proofErr w:type="spellEnd"/>
+      <w:r>
+        <w:t xml:space="preserve"> értékeit (</w:t>
+      </w:r>
+      <w:proofErr w:type="spellStart"/>
+      <w:r>
+        <w:t>host</w:t>
+      </w:r>
+      <w:proofErr w:type="spellEnd"/>
+      <w:r>
+        <w:t xml:space="preserve">, port, </w:t>
+      </w:r>
+      <w:proofErr w:type="spellStart"/>
+      <w:r>
+        <w:t>user</w:t>
+      </w:r>
+      <w:proofErr w:type="spellEnd"/>
+      <w:r>
+        <w:t xml:space="preserve">, </w:t>
+      </w:r>
+      <w:proofErr w:type="spellStart"/>
+      <w:r>
+        <w:t>password</w:t>
+      </w:r>
+      <w:proofErr w:type="spellEnd"/>
+      <w:r>
+        <w:t>, db név).</w:t>
+      </w:r>
+    </w:p>
+    <w:p>
+      <w:r>
+        <w:t>- Frontend nem éri el az API-t:</w:t>
+      </w:r>
+    </w:p>
+    <w:p>
+      <w:r>
+        <w:t xml:space="preserve">  - Ellenőrizd, hogy fut-e a backend szerver.</w:t>
+      </w:r>
+    </w:p>
+    <w:p>
+      <w:r>
+        <w:t xml:space="preserve">  - Ellenőrizd a vite.config.js proxy beállítást (/</w:t>
+      </w:r>
+      <w:proofErr w:type="spellStart"/>
+      <w:r>
+        <w:t>api</w:t>
+      </w:r>
+      <w:proofErr w:type="spellEnd"/>
+      <w:r>
+        <w:t xml:space="preserve"> -&gt; http://localhost:3002).</w:t>
+      </w:r>
+    </w:p>
+    <w:p>
+      <w:r>
+        <w:t>- "</w:t>
+      </w:r>
+      <w:proofErr w:type="spellStart"/>
+      <w:r>
+        <w:t>Module</w:t>
+      </w:r>
+      <w:proofErr w:type="spellEnd"/>
+      <w:r>
+        <w:t xml:space="preserve"> </w:t>
+      </w:r>
+      <w:proofErr w:type="spellStart"/>
+      <w:r>
+        <w:t>not</w:t>
+      </w:r>
+      <w:proofErr w:type="spellEnd"/>
+      <w:r>
+        <w:t xml:space="preserve"> </w:t>
+      </w:r>
+      <w:proofErr w:type="spellStart"/>
+      <w:r>
+        <w:t>found</w:t>
+      </w:r>
+      <w:proofErr w:type="spellEnd"/>
+      <w:r>
+        <w:t>" hiba:</w:t>
+      </w:r>
+    </w:p>
+    <w:p>
+      <w:r>
+        <w:t xml:space="preserve">  - Futtasd újra az </w:t>
+      </w:r>
+      <w:proofErr w:type="spellStart"/>
+      <w:r>
+        <w:t>npm</w:t>
+      </w:r>
+      <w:proofErr w:type="spellEnd"/>
+      <w:r>
+        <w:t xml:space="preserve"> </w:t>
+      </w:r>
+      <w:proofErr w:type="spellStart"/>
+      <w:r>
+        <w:t>install</w:t>
+      </w:r>
+      <w:proofErr w:type="spellEnd"/>
+      <w:r>
+        <w:t xml:space="preserve"> parancsot.</w:t>
+      </w:r>
+    </w:p>
+    <w:p/>
+    <w:p/>
+    <w:p>
+      <w:r>
+        <w:t>Futtatás után</w:t>
+      </w:r>
+    </w:p>
+    <w:p/>
+    <w:p>
+      <w:r>
+        <w:t>Leállítás:</w:t>
+      </w:r>
+    </w:p>
+    <w:p>
+      <w:r>
+        <w:lastRenderedPageBreak/>
+        <w:t xml:space="preserve">- A frontend és backend termináljában </w:t>
+      </w:r>
+      <w:proofErr w:type="spellStart"/>
+      <w:r>
+        <w:t>Ctrl+C</w:t>
+      </w:r>
+      <w:proofErr w:type="spellEnd"/>
+      <w:r>
+        <w:t xml:space="preserve"> billentyűvel leállítható a futás.</w:t>
+      </w:r>
+    </w:p>
+    <w:p/>
+    <w:p>
+      <w:r>
+        <w:t>Újraindítás:</w:t>
+      </w:r>
+    </w:p>
+    <w:p>
+      <w:r>
+        <w:t xml:space="preserve">- Backend: </w:t>
+      </w:r>
+      <w:proofErr w:type="spellStart"/>
+      <w:r>
+        <w:t>npm</w:t>
+      </w:r>
+      <w:proofErr w:type="spellEnd"/>
+      <w:r>
+        <w:t xml:space="preserve"> </w:t>
+      </w:r>
+      <w:proofErr w:type="spellStart"/>
+      <w:r>
+        <w:t>run</w:t>
+      </w:r>
+      <w:proofErr w:type="spellEnd"/>
+      <w:r>
+        <w:t xml:space="preserve"> server</w:t>
+      </w:r>
+    </w:p>
+    <w:p>
+      <w:r>
+        <w:t xml:space="preserve">- Frontend: </w:t>
+      </w:r>
+      <w:proofErr w:type="spellStart"/>
+      <w:r>
+        <w:t>npm</w:t>
+      </w:r>
+      <w:proofErr w:type="spellEnd"/>
+      <w:r>
+        <w:t xml:space="preserve"> </w:t>
+      </w:r>
+      <w:proofErr w:type="spellStart"/>
+      <w:r>
+        <w:t>run</w:t>
+      </w:r>
+      <w:proofErr w:type="spellEnd"/>
+      <w:r>
+        <w:t xml:space="preserve"> </w:t>
+      </w:r>
+      <w:proofErr w:type="spellStart"/>
+      <w:r>
+        <w:t>dev</w:t>
+      </w:r>
+      <w:proofErr w:type="spellEnd"/>
     </w:p>
     <w:p>
       <w:pPr>
@@ -2300,21 +3396,7 @@
         <w:rPr>
           <w:color w:val="FF0000"/>
         </w:rPr>
-        <w:t xml:space="preserve">Módosító </w:t>
-      </w:r>
-      <w:proofErr w:type="gramStart"/>
-      <w:r>
-        <w:rPr>
-          <w:color w:val="FF0000"/>
-        </w:rPr>
-        <w:t>ablak(</w:t>
-      </w:r>
-      <w:proofErr w:type="gramEnd"/>
-      <w:r>
-        <w:rPr>
-          <w:color w:val="FF0000"/>
-        </w:rPr>
-        <w:t>1. kép)</w:t>
+        <w:t>Módosító ablak(1. kép)</w:t>
       </w:r>
     </w:p>
     <w:p>
@@ -2334,7 +3416,6 @@
           <w:color w:val="FF0000"/>
           <w:lang w:eastAsia="hu-HU"/>
         </w:rPr>
-        <w:lastRenderedPageBreak/>
         <w:drawing>
           <wp:inline distT="0" distB="0" distL="0" distR="0" wp14:anchorId="4BC4312B" wp14:editId="409F0B46">
             <wp:extent cx="2771775" cy="2857500"/>
@@ -2398,8 +3479,8 @@
         </w:rPr>
         <w:fldChar w:fldCharType="separate"/>
       </w:r>
-      <w:bookmarkStart w:id="13" w:name="_Toc63249969"/>
-      <w:bookmarkStart w:id="14" w:name="_Toc63250394"/>
+      <w:bookmarkStart w:id="14" w:name="_Toc63249969"/>
+      <w:bookmarkStart w:id="15" w:name="_Toc63250394"/>
       <w:r>
         <w:rPr>
           <w:noProof/>
@@ -2426,14 +3507,14 @@
         </w:rPr>
         <w:t>Ez a módosító ablak</w:t>
       </w:r>
-      <w:bookmarkEnd w:id="13"/>
+      <w:bookmarkEnd w:id="14"/>
       <w:r>
         <w:rPr>
           <w:color w:val="FF0000"/>
         </w:rPr>
         <w:t xml:space="preserve"> a programban</w:t>
       </w:r>
-      <w:bookmarkEnd w:id="14"/>
+      <w:bookmarkEnd w:id="15"/>
     </w:p>
     <w:p>
       <w:pPr>
@@ -2456,11 +3537,324 @@
       <w:pPr>
         <w:pStyle w:val="Cmsor2"/>
       </w:pPr>
-      <w:bookmarkStart w:id="15" w:name="_Toc210216437"/>
+      <w:bookmarkStart w:id="16" w:name="_Toc226315775"/>
       <w:r>
         <w:t>A program használatának a részletes leírása</w:t>
       </w:r>
-      <w:bookmarkEnd w:id="15"/>
+      <w:bookmarkEnd w:id="16"/>
+    </w:p>
+    <w:p>
+      <w:r>
+        <w:t>Alkalmazás elindítása</w:t>
+      </w:r>
+    </w:p>
+    <w:p>
+      <w:r>
+        <w:t>- Indítsd el a backend szervert (</w:t>
+      </w:r>
+      <w:proofErr w:type="spellStart"/>
+      <w:r>
+        <w:t>npm</w:t>
+      </w:r>
+      <w:proofErr w:type="spellEnd"/>
+      <w:r>
+        <w:t xml:space="preserve"> </w:t>
+      </w:r>
+      <w:proofErr w:type="spellStart"/>
+      <w:r>
+        <w:t>run</w:t>
+      </w:r>
+      <w:proofErr w:type="spellEnd"/>
+      <w:r>
+        <w:t xml:space="preserve"> server).</w:t>
+      </w:r>
+    </w:p>
+    <w:p>
+      <w:r>
+        <w:t>- Indítsd el a frontend alkalmazást (</w:t>
+      </w:r>
+      <w:proofErr w:type="spellStart"/>
+      <w:r>
+        <w:t>npm</w:t>
+      </w:r>
+      <w:proofErr w:type="spellEnd"/>
+      <w:r>
+        <w:t xml:space="preserve"> </w:t>
+      </w:r>
+      <w:proofErr w:type="spellStart"/>
+      <w:r>
+        <w:t>run</w:t>
+      </w:r>
+      <w:proofErr w:type="spellEnd"/>
+      <w:r>
+        <w:t xml:space="preserve"> </w:t>
+      </w:r>
+      <w:proofErr w:type="spellStart"/>
+      <w:r>
+        <w:t>dev</w:t>
+      </w:r>
+      <w:proofErr w:type="spellEnd"/>
+      <w:r>
+        <w:t>).</w:t>
+      </w:r>
+    </w:p>
+    <w:p>
+      <w:r>
+        <w:lastRenderedPageBreak/>
+        <w:t xml:space="preserve">- Böngészőben nyisd meg a </w:t>
+      </w:r>
+      <w:proofErr w:type="spellStart"/>
+      <w:r>
+        <w:t>Vite</w:t>
+      </w:r>
+      <w:proofErr w:type="spellEnd"/>
+      <w:r>
+        <w:t xml:space="preserve"> által kiírt címet (tipikusan: </w:t>
+      </w:r>
+      <w:hyperlink r:id="rId12" w:history="1">
+        <w:r>
+          <w:rPr>
+            <w:rStyle w:val="Hiperhivatkozs"/>
+          </w:rPr>
+          <w:t>http://localhost:5173</w:t>
+        </w:r>
+      </w:hyperlink>
+      <w:r>
+        <w:t>).</w:t>
+      </w:r>
+    </w:p>
+    <w:p/>
+    <w:p>
+      <w:r>
+        <w:t>Regisztráció és bejelentkezés</w:t>
+      </w:r>
+    </w:p>
+    <w:p>
+      <w:r>
+        <w:t>- A kezdőlapon válaszd a regisztrációs vagy bejelentkezési lehetőséget.</w:t>
+      </w:r>
+    </w:p>
+    <w:p>
+      <w:r>
+        <w:t>- Regisztrációnál add meg a felhasználónevet és jelszót (opcionálisan e-mail és profilkép URL).</w:t>
+      </w:r>
+    </w:p>
+    <w:p>
+      <w:r>
+        <w:t>- Sikeres regisztráció után a rendszer létrehozza a felhasználót az adatbázisban.</w:t>
+      </w:r>
+    </w:p>
+    <w:p>
+      <w:r>
+        <w:t>- Bejelentkezéskor a rendszer ellenőrzi a név-jelszó párost, majd aktív felhasználói munkamenetet hoz létre.</w:t>
+      </w:r>
+    </w:p>
+    <w:p/>
+    <w:p>
+      <w:r>
+        <w:t>Játékkeresés és találatok megjelenítése</w:t>
+      </w:r>
+    </w:p>
+    <w:p>
+      <w:r>
+        <w:t xml:space="preserve">- A keresőmezőbe írd be a kívánt játék címét vagy </w:t>
+      </w:r>
+      <w:proofErr w:type="spellStart"/>
+      <w:r>
+        <w:t>kulcsszavát</w:t>
+      </w:r>
+      <w:proofErr w:type="spellEnd"/>
+      <w:r>
+        <w:t>.</w:t>
+      </w:r>
+    </w:p>
+    <w:p>
+      <w:r>
+        <w:t>- Kattints a keresés gombra.</w:t>
+      </w:r>
+    </w:p>
+    <w:p>
+      <w:r>
+        <w:t xml:space="preserve">- A rendszer a </w:t>
+      </w:r>
+      <w:proofErr w:type="spellStart"/>
+      <w:r>
+        <w:t>Steam</w:t>
+      </w:r>
+      <w:proofErr w:type="spellEnd"/>
+      <w:r>
+        <w:t xml:space="preserve"> API-n keresztül lekéri a találatokat, és kártyás nézetben megjeleníti azokat.</w:t>
+      </w:r>
+    </w:p>
+    <w:p>
+      <w:r>
+        <w:t>- A találati elemek tartalmazzák a játék nevét, képét és főbb adatait.</w:t>
+      </w:r>
+    </w:p>
+    <w:p/>
+    <w:p>
+      <w:r>
+        <w:t>Játékrészletek oldal használata</w:t>
+      </w:r>
+    </w:p>
+    <w:p>
+      <w:r>
+        <w:t>- Egy találati kártyára kattintva megnyílik a részletes adatlap.</w:t>
+      </w:r>
+    </w:p>
+    <w:p>
+      <w:r>
+        <w:t>- Itt megjelenik a részletes leírás, műfaj, képek és egyéb elérhető adatok.</w:t>
+      </w:r>
+    </w:p>
+    <w:p>
+      <w:r>
+        <w:t>- A rendszer a megnyitást rögzíti (statisztika és ajánlási logika számára).</w:t>
+      </w:r>
+    </w:p>
+    <w:p/>
+    <w:p>
+      <w:r>
+        <w:t>Kedvencek kezelése</w:t>
+      </w:r>
+    </w:p>
+    <w:p>
+      <w:r>
+        <w:t>- A játékrészlet oldalon választható a kedvencekhez adás.</w:t>
+      </w:r>
+    </w:p>
+    <w:p>
+      <w:r>
+        <w:t>- A kedvencek lista a felhasználóhoz kötötten, adatbázisban tárolva jelenik meg.</w:t>
+      </w:r>
+    </w:p>
+    <w:p>
+      <w:r>
+        <w:t>- A kedvencek oldalon egy elem törölhető a listából.</w:t>
+      </w:r>
+    </w:p>
+    <w:p/>
+    <w:p>
+      <w:proofErr w:type="spellStart"/>
+      <w:r>
+        <w:lastRenderedPageBreak/>
+        <w:t>Kommentelés</w:t>
+      </w:r>
+      <w:proofErr w:type="spellEnd"/>
+    </w:p>
+    <w:p>
+      <w:r>
+        <w:t>- A felhasználó egy játékhoz szöveges kommentet írhat.</w:t>
+      </w:r>
+    </w:p>
+    <w:p>
+      <w:r>
+        <w:t>- A kommentek játékazonosító szerint listázódnak, időrendben.</w:t>
+      </w:r>
+    </w:p>
+    <w:p>
+      <w:r>
+        <w:t>- A rendszer ellenőrzi a komment kötelező mezőit és a maximális hosszt.</w:t>
+      </w:r>
+    </w:p>
+    <w:p/>
+    <w:p>
+      <w:r>
+        <w:t>Ajánlások és statisztikák</w:t>
+      </w:r>
+    </w:p>
+    <w:p>
+      <w:r>
+        <w:t>- A keresési és megnyitási előzmények alapján a rendszer ajánlásokat készít.</w:t>
+      </w:r>
+    </w:p>
+    <w:p>
+      <w:r>
+        <w:t>- A felhasználó statisztikai oldalon láthatja például:</w:t>
+      </w:r>
+    </w:p>
+    <w:p>
+      <w:r>
+        <w:t xml:space="preserve">  - keresések száma,</w:t>
+      </w:r>
+    </w:p>
+    <w:p>
+      <w:r>
+        <w:t xml:space="preserve">  - megnyitott játékok száma,</w:t>
+      </w:r>
+    </w:p>
+    <w:p>
+      <w:r>
+        <w:t xml:space="preserve">  - kedvencek száma,</w:t>
+      </w:r>
+    </w:p>
+    <w:p>
+      <w:r>
+        <w:t xml:space="preserve">  - kommentek száma,</w:t>
+      </w:r>
+    </w:p>
+    <w:p>
+      <w:r>
+        <w:t xml:space="preserve">  - összegyűjtött XP.</w:t>
+      </w:r>
+    </w:p>
+    <w:p/>
+    <w:p>
+      <w:proofErr w:type="spellStart"/>
+      <w:r>
+        <w:t>Achievement</w:t>
+      </w:r>
+      <w:proofErr w:type="spellEnd"/>
+      <w:r>
+        <w:t xml:space="preserve"> rendszer</w:t>
+      </w:r>
+    </w:p>
+    <w:p>
+      <w:r>
+        <w:t xml:space="preserve">- Bizonyos felhasználói aktivitások (keresés, megnyitás, kedvenc, komment) </w:t>
+      </w:r>
+      <w:proofErr w:type="spellStart"/>
+      <w:r>
+        <w:t>achievementet</w:t>
+      </w:r>
+      <w:proofErr w:type="spellEnd"/>
+      <w:r>
+        <w:t xml:space="preserve"> oldanak fel.</w:t>
+      </w:r>
+    </w:p>
+    <w:p>
+      <w:r>
+        <w:t xml:space="preserve">- Az </w:t>
+      </w:r>
+      <w:proofErr w:type="spellStart"/>
+      <w:r>
+        <w:t>achievementek</w:t>
+      </w:r>
+      <w:proofErr w:type="spellEnd"/>
+      <w:r>
+        <w:t xml:space="preserve"> pontokat adnak, amelyek az XP értéket növelik.</w:t>
+      </w:r>
+    </w:p>
+    <w:p>
+      <w:r>
+        <w:t xml:space="preserve">- A megszerzett </w:t>
+      </w:r>
+      <w:proofErr w:type="spellStart"/>
+      <w:r>
+        <w:t>achievementek</w:t>
+      </w:r>
+      <w:proofErr w:type="spellEnd"/>
+      <w:r>
+        <w:t xml:space="preserve"> az </w:t>
+      </w:r>
+      <w:proofErr w:type="spellStart"/>
+      <w:r>
+        <w:t>achievement</w:t>
+      </w:r>
+      <w:proofErr w:type="spellEnd"/>
+      <w:r>
+        <w:t xml:space="preserve"> oldalon listázva jelennek meg.</w:t>
+      </w:r>
     </w:p>
     <w:p>
       <w:pPr>
@@ -2576,6 +3970,7 @@
         <w:rPr>
           <w:color w:val="FF0000"/>
         </w:rPr>
+        <w:lastRenderedPageBreak/>
         <w:t xml:space="preserve">Alkalmazz ábrákat, </w:t>
       </w:r>
       <w:proofErr w:type="spellStart"/>
@@ -2583,28 +3978,14 @@
         <w:rPr>
           <w:color w:val="FF0000"/>
         </w:rPr>
-        <w:t>screenshot-</w:t>
-      </w:r>
-      <w:proofErr w:type="gramStart"/>
-      <w:r>
-        <w:rPr>
-          <w:color w:val="FF0000"/>
-        </w:rPr>
-        <w:t>okat</w:t>
-      </w:r>
-      <w:proofErr w:type="spellEnd"/>
-      <w:r>
-        <w:rPr>
-          <w:color w:val="FF0000"/>
-        </w:rPr>
-        <w:t xml:space="preserve"> ,</w:t>
-      </w:r>
-      <w:proofErr w:type="gramEnd"/>
-      <w:r>
-        <w:rPr>
-          <w:color w:val="FF0000"/>
-        </w:rPr>
-        <w:t xml:space="preserve"> de a ne legyen túlzott a képek aránya a szöveghez képest. Kb. 2-3 oldalanként egy ábra megfelelő. </w:t>
+        <w:t>screenshot-okat</w:t>
+      </w:r>
+      <w:proofErr w:type="spellEnd"/>
+      <w:r>
+        <w:rPr>
+          <w:color w:val="FF0000"/>
+        </w:rPr>
+        <w:t xml:space="preserve"> , de a ne legyen túlzott a képek aránya a szöveghez képest. Kb. 2-3 oldalanként egy ábra megfelelő. </w:t>
       </w:r>
     </w:p>
     <w:p>
@@ -2624,14 +4005,14 @@
       <w:pPr>
         <w:pStyle w:val="Cmsor1"/>
       </w:pPr>
-      <w:bookmarkStart w:id="16" w:name="_Toc473730749"/>
-      <w:bookmarkStart w:id="17" w:name="_Toc210216438"/>
+      <w:bookmarkStart w:id="17" w:name="_Toc473730749"/>
+      <w:bookmarkStart w:id="18" w:name="_Toc226315776"/>
       <w:r>
         <w:lastRenderedPageBreak/>
         <w:t>Fejlesztői dokumentáció</w:t>
       </w:r>
-      <w:bookmarkEnd w:id="16"/>
       <w:bookmarkEnd w:id="17"/>
+      <w:bookmarkEnd w:id="18"/>
     </w:p>
     <w:p>
       <w:r>
@@ -2642,23 +4023,89 @@
       <w:pPr>
         <w:pStyle w:val="Cmsor2"/>
       </w:pPr>
-      <w:bookmarkStart w:id="18" w:name="_Toc210216439"/>
+      <w:bookmarkStart w:id="19" w:name="_Toc226315777"/>
       <w:r>
         <w:t>Az alkalmazott fejlesztői eszközök</w:t>
       </w:r>
-      <w:bookmarkEnd w:id="18"/>
-    </w:p>
-    <w:p>
-      <w:r>
-        <w:t xml:space="preserve">Fel kell sorolnod az összes olyan szoftver </w:t>
-      </w:r>
-      <w:proofErr w:type="gramStart"/>
-      <w:r>
-        <w:t>eszközt</w:t>
-      </w:r>
-      <w:proofErr w:type="gramEnd"/>
-      <w:r>
-        <w:t xml:space="preserve"> amelyet a program fejlesztéséhez, illetve a dokumentáció készítéséhez felhasználtál. (Pl. programozási nyelv, fejlesztői környezet, adatbázis-kezelő rendszer, kép-, szöveg-, zeneszerkesztő program stb.)</w:t>
+      <w:bookmarkEnd w:id="19"/>
+    </w:p>
+    <w:p>
+      <w:r>
+        <w:t xml:space="preserve">- Frontend: </w:t>
+      </w:r>
+      <w:proofErr w:type="spellStart"/>
+      <w:r>
+        <w:t>React</w:t>
+      </w:r>
+      <w:proofErr w:type="spellEnd"/>
+      <w:r>
+        <w:t xml:space="preserve">, </w:t>
+      </w:r>
+      <w:proofErr w:type="spellStart"/>
+      <w:r>
+        <w:t>Vite</w:t>
+      </w:r>
+      <w:proofErr w:type="spellEnd"/>
+    </w:p>
+    <w:p>
+      <w:r>
+        <w:t>- Backend: Node.js, Express</w:t>
+      </w:r>
+    </w:p>
+    <w:p>
+      <w:r>
+        <w:t xml:space="preserve">- Adatbázis: </w:t>
+      </w:r>
+      <w:proofErr w:type="spellStart"/>
+      <w:r>
+        <w:t>MySQL</w:t>
+      </w:r>
+      <w:proofErr w:type="spellEnd"/>
+      <w:r>
+        <w:t xml:space="preserve"> / </w:t>
+      </w:r>
+      <w:proofErr w:type="spellStart"/>
+      <w:r>
+        <w:t>MariaDB</w:t>
+      </w:r>
+      <w:proofErr w:type="spellEnd"/>
+    </w:p>
+    <w:p>
+      <w:r>
+        <w:t xml:space="preserve">- Csomagkezelés: </w:t>
+      </w:r>
+      <w:proofErr w:type="spellStart"/>
+      <w:r>
+        <w:t>npm</w:t>
+      </w:r>
+      <w:proofErr w:type="spellEnd"/>
+    </w:p>
+    <w:p>
+      <w:r>
+        <w:t xml:space="preserve">- Verziókezelés: </w:t>
+      </w:r>
+      <w:proofErr w:type="spellStart"/>
+      <w:r>
+        <w:t>Git</w:t>
+      </w:r>
+      <w:proofErr w:type="spellEnd"/>
+    </w:p>
+    <w:p>
+      <w:r>
+        <w:t>- Futtatási környezet: böngésző + Node.js</w:t>
+      </w:r>
+    </w:p>
+    <w:p>
+      <w:pPr>
+        <w:rPr>
+          <w:color w:val="FF0000"/>
+        </w:rPr>
+      </w:pPr>
+      <w:r>
+        <w:rPr>
+          <w:color w:val="FF0000"/>
+        </w:rPr>
+        <w:t>Fel kell sorolnod az összes olyan szoftver eszközt amelyet a program fejlesztéséhez, illetve a dokumentáció készítéséhez felhasználtál. (Pl. programozási nyelv, fejlesztői környezet, adatbázis-kezelő rendszer, kép-, szöveg-, zeneszerkesztő program stb.)</w:t>
       </w:r>
     </w:p>
     <w:p>
@@ -2668,8 +4115,14 @@
           <w:ilvl w:val="0"/>
           <w:numId w:val="7"/>
         </w:numPr>
-      </w:pPr>
-      <w:r>
+        <w:rPr>
+          <w:color w:val="FF0000"/>
+        </w:rPr>
+      </w:pPr>
+      <w:r>
+        <w:rPr>
+          <w:color w:val="FF0000"/>
+        </w:rPr>
         <w:t xml:space="preserve">Ha használtál mások által kifejlesztett modulokat, akkor azt is le kell írnod, a forrás pontos megjelölésével. </w:t>
       </w:r>
     </w:p>
@@ -2680,13 +4133,27 @@
           <w:ilvl w:val="0"/>
           <w:numId w:val="7"/>
         </w:numPr>
-      </w:pPr>
-      <w:r>
+        <w:rPr>
+          <w:color w:val="FF0000"/>
+        </w:rPr>
+      </w:pPr>
+      <w:r>
+        <w:rPr>
+          <w:color w:val="FF0000"/>
+        </w:rPr>
         <w:t xml:space="preserve">Tájékozódj ezeknek a moduloknak a jogszerű felhasználásáról! </w:t>
       </w:r>
     </w:p>
     <w:p>
-      <w:r>
+      <w:pPr>
+        <w:rPr>
+          <w:color w:val="FF0000"/>
+        </w:rPr>
+      </w:pPr>
+      <w:r>
+        <w:rPr>
+          <w:color w:val="FF0000"/>
+        </w:rPr>
         <w:t xml:space="preserve">Ajánlott terjedelem: ½ -1 oldal. </w:t>
       </w:r>
     </w:p>
@@ -2694,18 +4161,133 @@
       <w:pPr>
         <w:pStyle w:val="Cmsor2"/>
       </w:pPr>
-      <w:bookmarkStart w:id="19" w:name="_Toc210216440"/>
+      <w:bookmarkStart w:id="20" w:name="_Toc226315778"/>
       <w:r>
         <w:t>Adatmodell leírása</w:t>
       </w:r>
-      <w:bookmarkEnd w:id="19"/>
-    </w:p>
-    <w:p>
-      <w:r>
-        <w:t xml:space="preserve">A feladatban alkalmazott adatbázis vagy </w:t>
-      </w:r>
-      <w:r>
-        <w:t>adatszerkezet részletes leírása</w:t>
+      <w:bookmarkEnd w:id="20"/>
+    </w:p>
+    <w:p>
+      <w:r>
+        <w:t xml:space="preserve">- </w:t>
+      </w:r>
+      <w:proofErr w:type="spellStart"/>
+      <w:r>
+        <w:t>users</w:t>
+      </w:r>
+      <w:proofErr w:type="spellEnd"/>
+      <w:r>
+        <w:t>: felhasználói adatok</w:t>
+      </w:r>
+    </w:p>
+    <w:p>
+      <w:r>
+        <w:t xml:space="preserve">- </w:t>
+      </w:r>
+      <w:proofErr w:type="spellStart"/>
+      <w:r>
+        <w:t>favorites</w:t>
+      </w:r>
+      <w:proofErr w:type="spellEnd"/>
+      <w:r>
+        <w:t>: felhasználó kedvenc játékai</w:t>
+      </w:r>
+    </w:p>
+    <w:p>
+      <w:r>
+        <w:t xml:space="preserve">- </w:t>
+      </w:r>
+      <w:proofErr w:type="spellStart"/>
+      <w:r>
+        <w:t>comments</w:t>
+      </w:r>
+      <w:proofErr w:type="spellEnd"/>
+      <w:r>
+        <w:t>: játékokhoz írt hozzászólások</w:t>
+      </w:r>
+    </w:p>
+    <w:p>
+      <w:r>
+        <w:t xml:space="preserve">- </w:t>
+      </w:r>
+      <w:proofErr w:type="spellStart"/>
+      <w:r>
+        <w:t>user_stats</w:t>
+      </w:r>
+      <w:proofErr w:type="spellEnd"/>
+      <w:r>
+        <w:t>: felhasználói aktivitási mutatók</w:t>
+      </w:r>
+    </w:p>
+    <w:p>
+      <w:r>
+        <w:t xml:space="preserve">- </w:t>
+      </w:r>
+      <w:proofErr w:type="spellStart"/>
+      <w:r>
+        <w:t>user_achievements</w:t>
+      </w:r>
+      <w:proofErr w:type="spellEnd"/>
+      <w:r>
+        <w:t xml:space="preserve">, </w:t>
+      </w:r>
+      <w:proofErr w:type="spellStart"/>
+      <w:r>
+        <w:t>achievement_catalog</w:t>
+      </w:r>
+      <w:proofErr w:type="spellEnd"/>
+      <w:r>
+        <w:t xml:space="preserve">: </w:t>
+      </w:r>
+      <w:proofErr w:type="spellStart"/>
+      <w:r>
+        <w:t>achievement</w:t>
+      </w:r>
+      <w:proofErr w:type="spellEnd"/>
+      <w:r>
+        <w:t xml:space="preserve"> rendszer</w:t>
+      </w:r>
+    </w:p>
+    <w:p>
+      <w:r>
+        <w:t xml:space="preserve">- </w:t>
+      </w:r>
+      <w:proofErr w:type="spellStart"/>
+      <w:r>
+        <w:t>search_history</w:t>
+      </w:r>
+      <w:proofErr w:type="spellEnd"/>
+      <w:r>
+        <w:t xml:space="preserve">, </w:t>
+      </w:r>
+      <w:proofErr w:type="spellStart"/>
+      <w:r>
+        <w:t>opened_games</w:t>
+      </w:r>
+      <w:proofErr w:type="spellEnd"/>
+      <w:r>
+        <w:t xml:space="preserve">, </w:t>
+      </w:r>
+      <w:proofErr w:type="spellStart"/>
+      <w:r>
+        <w:t>genre_preferences</w:t>
+      </w:r>
+      <w:proofErr w:type="spellEnd"/>
+      <w:r>
+        <w:t>: ajánlási logikát támogató adatok</w:t>
+      </w:r>
+    </w:p>
+    <w:p>
+      <w:pPr>
+        <w:rPr>
+          <w:color w:val="FF0000"/>
+        </w:rPr>
+      </w:pPr>
+      <w:r>
+        <w:rPr>
+          <w:color w:val="FF0000"/>
+        </w:rPr>
+        <w:t>A feladatban alkalmazott adatbázis vagy adatszerkezet részletes leírása</w:t>
       </w:r>
     </w:p>
     <w:p>
@@ -2715,12 +4297,16 @@
           <w:ilvl w:val="0"/>
           <w:numId w:val="8"/>
         </w:numPr>
-      </w:pPr>
-      <w:r>
-        <w:t xml:space="preserve">Adatbázis esetén az adattáblák leírása, a közöttük lévő kapcsolatok megadása, lehetőleg diagram </w:t>
-      </w:r>
-      <w:r>
-        <w:t>is legyen</w:t>
+        <w:rPr>
+          <w:color w:val="FF0000"/>
+        </w:rPr>
+      </w:pPr>
+      <w:r>
+        <w:rPr>
+          <w:color w:val="FF0000"/>
+        </w:rPr>
+        <w:lastRenderedPageBreak/>
+        <w:t>Adatbázis esetén az adattáblák leírása, a közöttük lévő kapcsolatok megadása, lehetőleg diagram is legyen</w:t>
       </w:r>
     </w:p>
     <w:p>
@@ -2730,12 +4316,15 @@
           <w:ilvl w:val="0"/>
           <w:numId w:val="8"/>
         </w:numPr>
-      </w:pPr>
-      <w:r>
-        <w:t>Ha nincs adatbázis, akkor a program fő adatszerkezeteinek a specifikációja, c</w:t>
-      </w:r>
-      <w:r>
-        <w:t>élszerű diagramot is rajzolni</w:t>
+        <w:rPr>
+          <w:color w:val="FF0000"/>
+        </w:rPr>
+      </w:pPr>
+      <w:r>
+        <w:rPr>
+          <w:color w:val="FF0000"/>
+        </w:rPr>
+        <w:t>Ha nincs adatbázis, akkor a program fő adatszerkezeteinek a specifikációja, célszerű diagramot is rajzolni</w:t>
       </w:r>
     </w:p>
     <w:p>
@@ -2745,16 +4334,27 @@
           <w:ilvl w:val="0"/>
           <w:numId w:val="8"/>
         </w:numPr>
-      </w:pPr>
-      <w:r>
-        <w:t xml:space="preserve">OOP jellegű megvalósítás </w:t>
-      </w:r>
-      <w:r>
-        <w:t>esetében az UML osztálydiagram</w:t>
-      </w:r>
-    </w:p>
-    <w:p>
-      <w:r>
+        <w:rPr>
+          <w:color w:val="FF0000"/>
+        </w:rPr>
+      </w:pPr>
+      <w:r>
+        <w:rPr>
+          <w:color w:val="FF0000"/>
+        </w:rPr>
+        <w:t>OOP jellegű megvalósítás esetében az UML osztálydiagram</w:t>
+      </w:r>
+    </w:p>
+    <w:p>
+      <w:pPr>
+        <w:rPr>
+          <w:color w:val="FF0000"/>
+        </w:rPr>
+      </w:pPr>
+      <w:r>
+        <w:rPr>
+          <w:color w:val="FF0000"/>
+        </w:rPr>
         <w:t>Ajánlott terjedelem: a feladat jellegétől függően 2-5 oldal.</w:t>
       </w:r>
     </w:p>
@@ -2762,41 +4362,318 @@
       <w:pPr>
         <w:pStyle w:val="Cmsor2"/>
       </w:pPr>
-      <w:bookmarkStart w:id="20" w:name="_Toc210216441"/>
+      <w:bookmarkStart w:id="21" w:name="_Toc226315779"/>
       <w:r>
         <w:t>Részletes feladatspecifikáció, algoritmusok</w:t>
       </w:r>
-      <w:bookmarkEnd w:id="20"/>
-    </w:p>
-    <w:p>
-      <w:r>
+      <w:bookmarkEnd w:id="21"/>
+    </w:p>
+    <w:p>
+      <w:r>
+        <w:t>- Felhasználókezelés (regisztráció, bejelentkezés):</w:t>
+      </w:r>
+    </w:p>
+    <w:p>
+      <w:r>
+        <w:t xml:space="preserve">  - Bemenet: név, jelszó (regisztrációnál opcionálisan e-mail, </w:t>
+      </w:r>
+      <w:proofErr w:type="spellStart"/>
+      <w:r>
+        <w:t>avatar</w:t>
+      </w:r>
+      <w:proofErr w:type="spellEnd"/>
+      <w:r>
+        <w:t xml:space="preserve"> URL).</w:t>
+      </w:r>
+    </w:p>
+    <w:p>
+      <w:r>
+        <w:t xml:space="preserve">  - Feldolgozás: a szerver ellenőrzi a kötelező mezőket, a jelszót </w:t>
+      </w:r>
+      <w:proofErr w:type="spellStart"/>
+      <w:r>
+        <w:t>hash-eli</w:t>
+      </w:r>
+      <w:proofErr w:type="spellEnd"/>
+      <w:r>
+        <w:t xml:space="preserve"> (</w:t>
+      </w:r>
+      <w:proofErr w:type="spellStart"/>
+      <w:r>
+        <w:t>bcrypt</w:t>
+      </w:r>
+      <w:proofErr w:type="spellEnd"/>
+      <w:r>
+        <w:t>), majd adatbázisba ment.</w:t>
+      </w:r>
+    </w:p>
+    <w:p>
+      <w:r>
+        <w:t xml:space="preserve">  - Kimenet: sikeres válasz esetén felhasználói adatobjektum, hiba esetén pontos hibaüzenet.</w:t>
+      </w:r>
+    </w:p>
+    <w:p/>
+    <w:p>
+      <w:r>
+        <w:t>- Kedvencek kezelése:</w:t>
+      </w:r>
+    </w:p>
+    <w:p>
+      <w:r>
+        <w:t xml:space="preserve">  - Bemenet: </w:t>
+      </w:r>
+      <w:proofErr w:type="spellStart"/>
+      <w:r>
+        <w:t>steam_id</w:t>
+      </w:r>
+      <w:proofErr w:type="spellEnd"/>
+      <w:r>
+        <w:t>, cím, felhasználó azonosítása fejlécből.</w:t>
+      </w:r>
+    </w:p>
+    <w:p>
+      <w:r>
+        <w:t xml:space="preserve">  - Feldolgozás: </w:t>
+      </w:r>
+      <w:proofErr w:type="spellStart"/>
+      <w:r>
+        <w:t>duplikáció</w:t>
+      </w:r>
+      <w:proofErr w:type="spellEnd"/>
+      <w:r>
+        <w:t>-ellenőrzés, mentés/törlés, statisztika frissítés.</w:t>
+      </w:r>
+    </w:p>
+    <w:p>
+      <w:r>
+        <w:t xml:space="preserve">  - Kimenet: mentett/</w:t>
+      </w:r>
+      <w:proofErr w:type="spellStart"/>
+      <w:r>
+        <w:t>törölt</w:t>
+      </w:r>
+      <w:proofErr w:type="spellEnd"/>
+      <w:r>
+        <w:t xml:space="preserve"> rekord visszaigazolása vagy hibaüzenet.</w:t>
+      </w:r>
+    </w:p>
+    <w:p/>
+    <w:p>
+      <w:r>
+        <w:t>- Kommentek kezelése:</w:t>
+      </w:r>
+    </w:p>
+    <w:p>
+      <w:r>
+        <w:t xml:space="preserve">  - Bemenet: </w:t>
+      </w:r>
+      <w:proofErr w:type="spellStart"/>
+      <w:r>
+        <w:t>steam_id</w:t>
+      </w:r>
+      <w:proofErr w:type="spellEnd"/>
+      <w:r>
+        <w:t>, komment szöveg.</w:t>
+      </w:r>
+    </w:p>
+    <w:p>
+      <w:r>
+        <w:t xml:space="preserve">  - Feldolgozás: hossz- és kötelezőmező-ellenőrzés, mentés, majd listázás időrend szerint.</w:t>
+      </w:r>
+    </w:p>
+    <w:p>
+      <w:r>
+        <w:t xml:space="preserve">  - Kimenet: új komment objektum vagy validációs hiba.</w:t>
+      </w:r>
+    </w:p>
+    <w:p/>
+    <w:p>
+      <w:r>
+        <w:t>- Ajánlási logika (egyszerű, pontozás alapú):</w:t>
+      </w:r>
+    </w:p>
+    <w:p>
+      <w:r>
+        <w:t xml:space="preserve">  - Bemenet: keresési előzmények, megnyitott játékok, műfaj-preferenciák.</w:t>
+      </w:r>
+    </w:p>
+    <w:p>
+      <w:r>
+        <w:lastRenderedPageBreak/>
+        <w:t xml:space="preserve">  - Feldolgozás: a rendszer növeli az adott műfaj pontszámát, majd ezek alapján rangsorolja az ajánlható elemeket.</w:t>
+      </w:r>
+    </w:p>
+    <w:p>
+      <w:r>
+        <w:t xml:space="preserve">  - Kimenet: személyre szabott ajánlási lista.</w:t>
+      </w:r>
+    </w:p>
+    <w:p/>
+    <w:p>
+      <w:r>
+        <w:t xml:space="preserve">- </w:t>
+      </w:r>
+      <w:proofErr w:type="spellStart"/>
+      <w:r>
+        <w:t>Achievement</w:t>
+      </w:r>
+      <w:proofErr w:type="spellEnd"/>
+      <w:r>
+        <w:t xml:space="preserve"> kiértékelés:</w:t>
+      </w:r>
+    </w:p>
+    <w:p>
+      <w:r>
+        <w:t xml:space="preserve">  - Bemenet: </w:t>
+      </w:r>
+      <w:proofErr w:type="spellStart"/>
+      <w:r>
+        <w:t>user_stats</w:t>
+      </w:r>
+      <w:proofErr w:type="spellEnd"/>
+      <w:r>
+        <w:t xml:space="preserve"> értékek (keresés, megnyitás, kedvenc, komment, XP).</w:t>
+      </w:r>
+    </w:p>
+    <w:p>
+      <w:r>
+        <w:t xml:space="preserve">  - Feldolgozás: küszöbérték-ellenőrzés, már feloldott elemek kizárása, új </w:t>
+      </w:r>
+      <w:proofErr w:type="spellStart"/>
+      <w:r>
+        <w:t>achievement</w:t>
+      </w:r>
+      <w:proofErr w:type="spellEnd"/>
+      <w:r>
+        <w:t xml:space="preserve"> mentése.</w:t>
+      </w:r>
+    </w:p>
+    <w:p>
+      <w:r>
+        <w:t xml:space="preserve">  - Kimenet: új </w:t>
+      </w:r>
+      <w:proofErr w:type="spellStart"/>
+      <w:r>
+        <w:t>achievement</w:t>
+      </w:r>
+      <w:proofErr w:type="spellEnd"/>
+      <w:r>
+        <w:t xml:space="preserve"> lista és frissített statisztikai adatok.</w:t>
+      </w:r>
+    </w:p>
+    <w:p/>
+    <w:p>
+      <w:r>
+        <w:t>Algoritmusleírás (példa): Kedvenc hozzáadása</w:t>
+      </w:r>
+    </w:p>
+    <w:p>
+      <w:r>
+        <w:t>1) Ellenőrizd, hogy a felhasználó be van-e jelentkezve.</w:t>
+      </w:r>
+    </w:p>
+    <w:p>
+      <w:r>
+        <w:t xml:space="preserve">2) Ellenőrizd, hogy </w:t>
+      </w:r>
+      <w:proofErr w:type="spellStart"/>
+      <w:r>
+        <w:t>steam_id</w:t>
+      </w:r>
+      <w:proofErr w:type="spellEnd"/>
+      <w:r>
+        <w:t xml:space="preserve"> és cím meg van-e adva.</w:t>
+      </w:r>
+    </w:p>
+    <w:p>
+      <w:r>
+        <w:t>3) Keresd meg, létezik-e már ugyanaz a kedvenc az adott felhasználónál.</w:t>
+      </w:r>
+    </w:p>
+    <w:p>
+      <w:r>
+        <w:t>4) Ha létezik, küldj hibaüzenetet (duplikált elem).</w:t>
+      </w:r>
+    </w:p>
+    <w:p>
+      <w:r>
+        <w:t>5) Ha nem létezik, mentsd az új kedvencet az adatbázisba.</w:t>
+      </w:r>
+    </w:p>
+    <w:p>
+      <w:r>
+        <w:t xml:space="preserve">6) Növeld a felhasználó </w:t>
+      </w:r>
+      <w:proofErr w:type="spellStart"/>
+      <w:r>
+        <w:t>favorite_count</w:t>
+      </w:r>
+      <w:proofErr w:type="spellEnd"/>
+      <w:r>
+        <w:t xml:space="preserve"> értékét.</w:t>
+      </w:r>
+    </w:p>
+    <w:p>
+      <w:r>
+        <w:t>7) Küldj vissza sikeres választ a mentett adatokkal.</w:t>
+      </w:r>
+    </w:p>
+    <w:p>
+      <w:pPr>
+        <w:rPr>
+          <w:color w:val="FF0000"/>
+        </w:rPr>
+      </w:pPr>
+      <w:r>
+        <w:rPr>
+          <w:color w:val="FF0000"/>
+        </w:rPr>
         <w:t xml:space="preserve">A program lényeges függvényeinek, az osztályok metódusainak a specifikációja (mit valósít meg az adott függvény, illetve metódus, milyen paraméterei vannak, mi a visszatérési érték) </w:t>
       </w:r>
       <w:r>
+        <w:rPr>
+          <w:color w:val="FF0000"/>
+        </w:rPr>
         <w:t> Az algoritmizálható részek leírása valamilyen algoritmus-leíró eszközzel (</w:t>
       </w:r>
       <w:proofErr w:type="spellStart"/>
-      <w:proofErr w:type="gramStart"/>
-      <w:r>
+      <w:r>
+        <w:rPr>
+          <w:color w:val="FF0000"/>
+        </w:rPr>
         <w:t>struktogram</w:t>
       </w:r>
       <w:proofErr w:type="spellEnd"/>
       <w:r>
-        <w:t xml:space="preserve">,  </w:t>
-      </w:r>
-      <w:proofErr w:type="spellStart"/>
-      <w:r>
+        <w:rPr>
+          <w:color w:val="FF0000"/>
+        </w:rPr>
+        <w:t xml:space="preserve">, </w:t>
+      </w:r>
+      <w:proofErr w:type="spellStart"/>
+      <w:r>
+        <w:rPr>
+          <w:color w:val="FF0000"/>
+        </w:rPr>
         <w:t>pszeudo</w:t>
       </w:r>
       <w:proofErr w:type="spellEnd"/>
-      <w:proofErr w:type="gramEnd"/>
-      <w:r>
+      <w:r>
+        <w:rPr>
+          <w:color w:val="FF0000"/>
+        </w:rPr>
         <w:t xml:space="preserve">-kód, esetleg UML aktivitás-diagram) Ajánlott terjedelem: a feladat jellegétől függően 2-5 oldal. 5. Forráskód </w:t>
       </w:r>
       <w:r>
+        <w:rPr>
+          <w:color w:val="FF0000"/>
+        </w:rPr>
         <w:t xml:space="preserve"> A teljes forráskódot a nyomtatott dokumentációba nem kell beletenni! </w:t>
       </w:r>
       <w:r>
+        <w:rPr>
+          <w:color w:val="FF0000"/>
+        </w:rPr>
         <w:t xml:space="preserve"> Lehet viszont a nyomtatott dokumentációban a fontosabb kódrészeket magyarázattal szerepeltetni </w:t>
       </w:r>
     </w:p>
@@ -2804,12 +4681,11 @@
       <w:pPr>
         <w:pStyle w:val="Cmsor2"/>
       </w:pPr>
-      <w:bookmarkStart w:id="21" w:name="_Toc210216442"/>
-      <w:r>
-        <w:lastRenderedPageBreak/>
+      <w:bookmarkStart w:id="22" w:name="_Toc226315780"/>
+      <w:r>
         <w:t>Tesztelési dokumentáció</w:t>
       </w:r>
-      <w:bookmarkEnd w:id="21"/>
+      <w:bookmarkEnd w:id="22"/>
     </w:p>
     <w:p>
       <w:pPr>
@@ -2819,11 +4695,20 @@
           <w:numId w:val="10"/>
         </w:numPr>
         <w:ind w:left="1560"/>
-      </w:pPr>
-      <w:r>
+        <w:rPr>
+          <w:color w:val="FF0000"/>
+        </w:rPr>
+      </w:pPr>
+      <w:r>
+        <w:rPr>
+          <w:color w:val="FF0000"/>
+        </w:rPr>
         <w:t xml:space="preserve">Legalább 3 különböző </w:t>
       </w:r>
       <w:r>
+        <w:rPr>
+          <w:color w:val="FF0000"/>
+        </w:rPr>
         <w:t>teszteset részletes bemutatása.</w:t>
       </w:r>
     </w:p>
@@ -2835,11 +4720,20 @@
           <w:numId w:val="9"/>
         </w:numPr>
         <w:ind w:left="1843"/>
-      </w:pPr>
-      <w:r>
+        <w:rPr>
+          <w:color w:val="FF0000"/>
+        </w:rPr>
+      </w:pPr>
+      <w:r>
+        <w:rPr>
+          <w:color w:val="FF0000"/>
+        </w:rPr>
         <w:t xml:space="preserve">különböző felhasználó tevékenységek </w:t>
       </w:r>
       <w:r>
+        <w:rPr>
+          <w:color w:val="FF0000"/>
+        </w:rPr>
         <w:t>esetén hogyan reagált a program</w:t>
       </w:r>
     </w:p>
@@ -2851,8 +4745,15 @@
           <w:numId w:val="9"/>
         </w:numPr>
         <w:ind w:left="1843"/>
-      </w:pPr>
-      <w:r>
+        <w:rPr>
+          <w:color w:val="FF0000"/>
+        </w:rPr>
+      </w:pPr>
+      <w:r>
+        <w:rPr>
+          <w:color w:val="FF0000"/>
+        </w:rPr>
+        <w:lastRenderedPageBreak/>
         <w:t>milyen üzeneteket kaptunk</w:t>
       </w:r>
     </w:p>
@@ -2864,8 +4765,14 @@
           <w:numId w:val="9"/>
         </w:numPr>
         <w:ind w:left="1843"/>
-      </w:pPr>
-      <w:r>
+        <w:rPr>
+          <w:color w:val="FF0000"/>
+        </w:rPr>
+      </w:pPr>
+      <w:r>
+        <w:rPr>
+          <w:color w:val="FF0000"/>
+        </w:rPr>
         <w:t xml:space="preserve">mi a teendő az egyes üzenetek esetében </w:t>
       </w:r>
     </w:p>
@@ -2877,11 +4784,20 @@
           <w:numId w:val="10"/>
         </w:numPr>
         <w:ind w:left="1560"/>
-      </w:pPr>
-      <w:r>
+        <w:rPr>
+          <w:color w:val="FF0000"/>
+        </w:rPr>
+      </w:pPr>
+      <w:r>
+        <w:rPr>
+          <w:color w:val="FF0000"/>
+        </w:rPr>
         <w:t>Normál teszteset, extrém tesztes</w:t>
       </w:r>
       <w:r>
+        <w:rPr>
+          <w:color w:val="FF0000"/>
+        </w:rPr>
         <w:t>et (bolondbiztosság tesztelése)</w:t>
       </w:r>
     </w:p>
@@ -2893,19 +4809,34 @@
           <w:numId w:val="10"/>
         </w:numPr>
         <w:ind w:left="1560"/>
-      </w:pPr>
-      <w:r>
+        <w:rPr>
+          <w:color w:val="FF0000"/>
+        </w:rPr>
+      </w:pPr>
+      <w:r>
+        <w:rPr>
+          <w:color w:val="FF0000"/>
+        </w:rPr>
         <w:t>A tesztelés során kiderült hibák felsorolása A tesztelési dokumentációból derüljön ki, hogy ismered a különböző tesztelési módszereket (pl. fek</w:t>
       </w:r>
       <w:r>
+        <w:rPr>
+          <w:color w:val="FF0000"/>
+        </w:rPr>
         <w:t>ete doboz, fehér doboz módszer)</w:t>
       </w:r>
     </w:p>
     <w:p>
       <w:pPr>
         <w:ind w:left="-76" w:firstLine="0"/>
-      </w:pPr>
-      <w:r>
+        <w:rPr>
+          <w:color w:val="FF0000"/>
+        </w:rPr>
+      </w:pPr>
+      <w:r>
+        <w:rPr>
+          <w:color w:val="FF0000"/>
+        </w:rPr>
         <w:t xml:space="preserve">Ajánlott terjedelem: a feladat jellegétől függően 2-5 oldal. </w:t>
       </w:r>
     </w:p>
@@ -2913,22 +4844,22 @@
       <w:pPr>
         <w:pStyle w:val="Cmsor1"/>
       </w:pPr>
-      <w:bookmarkStart w:id="22" w:name="_Toc210216443"/>
+      <w:bookmarkStart w:id="23" w:name="_Toc226315781"/>
       <w:r>
         <w:lastRenderedPageBreak/>
         <w:t>Összefoglalás</w:t>
       </w:r>
-      <w:bookmarkEnd w:id="22"/>
+      <w:bookmarkEnd w:id="23"/>
     </w:p>
     <w:p>
       <w:pPr>
         <w:pStyle w:val="Cmsor2"/>
       </w:pPr>
-      <w:bookmarkStart w:id="23" w:name="_Toc210216444"/>
+      <w:bookmarkStart w:id="24" w:name="_Toc226315782"/>
       <w:r>
         <w:t>Önértékelés</w:t>
       </w:r>
-      <w:bookmarkEnd w:id="23"/>
+      <w:bookmarkEnd w:id="24"/>
     </w:p>
     <w:p>
       <w:r>
@@ -2949,11 +4880,11 @@
       <w:pPr>
         <w:pStyle w:val="Cmsor2"/>
       </w:pPr>
-      <w:bookmarkStart w:id="24" w:name="_Toc210216445"/>
+      <w:bookmarkStart w:id="25" w:name="_Toc226315783"/>
       <w:r>
         <w:t>Továbbfejlesztési lehetőségek</w:t>
       </w:r>
-      <w:bookmarkEnd w:id="24"/>
+      <w:bookmarkEnd w:id="25"/>
     </w:p>
     <w:p>
       <w:pPr>
@@ -2997,14 +4928,14 @@
       <w:pPr>
         <w:pStyle w:val="Cmsor1"/>
       </w:pPr>
-      <w:bookmarkStart w:id="25" w:name="_Toc473730753"/>
-      <w:bookmarkStart w:id="26" w:name="_Toc210216446"/>
+      <w:bookmarkStart w:id="26" w:name="_Toc473730753"/>
+      <w:bookmarkStart w:id="27" w:name="_Toc226315784"/>
       <w:r>
         <w:lastRenderedPageBreak/>
         <w:t>Felhasznált irodalom</w:t>
       </w:r>
-      <w:bookmarkEnd w:id="25"/>
       <w:bookmarkEnd w:id="26"/>
+      <w:bookmarkEnd w:id="27"/>
     </w:p>
     <w:p>
       <w:r>
@@ -3066,12 +4997,12 @@
       <w:pPr>
         <w:pStyle w:val="Cmsor1"/>
       </w:pPr>
-      <w:bookmarkStart w:id="27" w:name="_Toc210216447"/>
+      <w:bookmarkStart w:id="28" w:name="_Toc226315785"/>
       <w:r>
         <w:lastRenderedPageBreak/>
         <w:t>Ábrajegyzék</w:t>
       </w:r>
-      <w:bookmarkEnd w:id="27"/>
+      <w:bookmarkEnd w:id="28"/>
     </w:p>
     <w:p>
       <w:pPr>
@@ -3159,8 +5090,8 @@
       </w:r>
     </w:p>
     <w:sectPr>
-      <w:headerReference w:type="default" r:id="rId12"/>
-      <w:footerReference w:type="default" r:id="rId13"/>
+      <w:headerReference w:type="default" r:id="rId13"/>
+      <w:footerReference w:type="default" r:id="rId14"/>
       <w:pgSz w:w="11906" w:h="16838"/>
       <w:pgMar w:top="1418" w:right="1418" w:bottom="1418" w:left="1418" w:header="709" w:footer="709" w:gutter="340"/>
       <w:cols w:space="708"/>
@@ -3172,7 +5103,7 @@
 </file>
 
 <file path=word/endnotes.xml><?xml version="1.0" encoding="utf-8"?>
-<w:endnotes xmlns:wpc="http://schemas.microsoft.com/office/word/2010/wordprocessingCanvas" xmlns:cx="http://schemas.microsoft.com/office/drawing/2014/chartex" xmlns:cx1="http://schemas.microsoft.com/office/drawing/2015/9/8/chartex" xmlns:cx2="http://schemas.microsoft.com/office/drawing/2015/10/21/chartex" xmlns:cx3="http://schemas.microsoft.com/office/drawing/2016/5/9/chartex" xmlns:cx4="http://schemas.microsoft.com/office/drawing/2016/5/10/chartex" xmlns:cx5="http://schemas.microsoft.com/office/drawing/2016/5/11/chartex" xmlns:cx6="http://schemas.microsoft.com/office/drawing/2016/5/12/chartex" xmlns:cx7="http://schemas.microsoft.com/office/drawing/2016/5/13/chartex" xmlns:cx8="http://schemas.microsoft.com/office/drawing/2016/5/14/chartex" xmlns:mc="http://schemas.openxmlformats.org/markup-compatibility/2006" xmlns:aink="http://schemas.microsoft.com/office/drawing/2016/ink" xmlns:am3d="http://schemas.microsoft.com/office/drawing/2017/model3d" xmlns:o="urn:schemas-microsoft-com:office:office" xmlns:r="http://schemas.openxmlformats.org/officeDocument/2006/relationships" xmlns:m="http://schemas.openxmlformats.org/officeDocument/2006/math" xmlns:v="urn:schemas-microsoft-com:vml" xmlns:wp14="http://schemas.microsoft.com/office/word/2010/wordprocessingDrawing" xmlns:wp="http://schemas.openxmlformats.org/drawingml/2006/wordprocessingDrawing" xmlns:w10="urn:schemas-microsoft-com:office:word" xmlns:w="http://schemas.openxmlformats.org/wordprocessingml/2006/main" xmlns:w14="http://schemas.microsoft.com/office/word/2010/wordml" xmlns:w15="http://schemas.microsoft.com/office/word/2012/wordml" xmlns:w16cex="http://schemas.microsoft.com/office/word/2018/wordml/cex" xmlns:w16cid="http://schemas.microsoft.com/office/word/2016/wordml/cid" xmlns:w16="http://schemas.microsoft.com/office/word/2018/wordml" xmlns:w16sdtdh="http://schemas.microsoft.com/office/word/2020/wordml/sdtdatahash" xmlns:w16se="http://schemas.microsoft.com/office/word/2015/wordml/symex" xmlns:wpg="http://schemas.microsoft.com/office/word/2010/wordprocessingGroup" xmlns:wpi="http://schemas.microsoft.com/office/word/2010/wordprocessingInk" xmlns:wne="http://schemas.microsoft.com/office/word/2006/wordml" xmlns:wps="http://schemas.microsoft.com/office/word/2010/wordprocessingShape" mc:Ignorable="w14 w15 w16se w16cid w16 w16cex w16sdtdh wp14">
+<w:endnotes xmlns:wpc="http://schemas.microsoft.com/office/word/2010/wordprocessingCanvas" xmlns:cx="http://schemas.microsoft.com/office/drawing/2014/chartex" xmlns:cx1="http://schemas.microsoft.com/office/drawing/2015/9/8/chartex" xmlns:cx2="http://schemas.microsoft.com/office/drawing/2015/10/21/chartex" xmlns:cx3="http://schemas.microsoft.com/office/drawing/2016/5/9/chartex" xmlns:cx4="http://schemas.microsoft.com/office/drawing/2016/5/10/chartex" xmlns:cx5="http://schemas.microsoft.com/office/drawing/2016/5/11/chartex" xmlns:cx6="http://schemas.microsoft.com/office/drawing/2016/5/12/chartex" xmlns:cx7="http://schemas.microsoft.com/office/drawing/2016/5/13/chartex" xmlns:cx8="http://schemas.microsoft.com/office/drawing/2016/5/14/chartex" xmlns:mc="http://schemas.openxmlformats.org/markup-compatibility/2006" xmlns:aink="http://schemas.microsoft.com/office/drawing/2016/ink" xmlns:am3d="http://schemas.microsoft.com/office/drawing/2017/model3d" xmlns:o="urn:schemas-microsoft-com:office:office" xmlns:oel="http://schemas.microsoft.com/office/2019/extlst" xmlns:r="http://schemas.openxmlformats.org/officeDocument/2006/relationships" xmlns:m="http://schemas.openxmlformats.org/officeDocument/2006/math" xmlns:v="urn:schemas-microsoft-com:vml" xmlns:wp14="http://schemas.microsoft.com/office/word/2010/wordprocessingDrawing" xmlns:wp="http://schemas.openxmlformats.org/drawingml/2006/wordprocessingDrawing" xmlns:w10="urn:schemas-microsoft-com:office:word" xmlns:w="http://schemas.openxmlformats.org/wordprocessingml/2006/main" xmlns:w14="http://schemas.microsoft.com/office/word/2010/wordml" xmlns:w15="http://schemas.microsoft.com/office/word/2012/wordml" xmlns:w16cex="http://schemas.microsoft.com/office/word/2018/wordml/cex" xmlns:w16cid="http://schemas.microsoft.com/office/word/2016/wordml/cid" xmlns:w16="http://schemas.microsoft.com/office/word/2018/wordml" xmlns:w16sdtdh="http://schemas.microsoft.com/office/word/2020/wordml/sdtdatahash" xmlns:w16se="http://schemas.microsoft.com/office/word/2015/wordml/symex" xmlns:wpg="http://schemas.microsoft.com/office/word/2010/wordprocessingGroup" xmlns:wpi="http://schemas.microsoft.com/office/word/2010/wordprocessingInk" xmlns:wne="http://schemas.microsoft.com/office/word/2006/wordml" xmlns:wps="http://schemas.microsoft.com/office/word/2010/wordprocessingShape" mc:Ignorable="w14 w15 w16se w16cid w16 w16cex w16sdtdh wp14">
   <w:endnote w:type="separator" w:id="-1">
     <w:p>
       <w:pPr>
@@ -3197,7 +5128,7 @@
 </file>
 
 <file path=word/footer1.xml><?xml version="1.0" encoding="utf-8"?>
-<w:ftr xmlns:wpc="http://schemas.microsoft.com/office/word/2010/wordprocessingCanvas" xmlns:cx="http://schemas.microsoft.com/office/drawing/2014/chartex" xmlns:cx1="http://schemas.microsoft.com/office/drawing/2015/9/8/chartex" xmlns:cx2="http://schemas.microsoft.com/office/drawing/2015/10/21/chartex" xmlns:cx3="http://schemas.microsoft.com/office/drawing/2016/5/9/chartex" xmlns:cx4="http://schemas.microsoft.com/office/drawing/2016/5/10/chartex" xmlns:cx5="http://schemas.microsoft.com/office/drawing/2016/5/11/chartex" xmlns:cx6="http://schemas.microsoft.com/office/drawing/2016/5/12/chartex" xmlns:cx7="http://schemas.microsoft.com/office/drawing/2016/5/13/chartex" xmlns:cx8="http://schemas.microsoft.com/office/drawing/2016/5/14/chartex" xmlns:mc="http://schemas.openxmlformats.org/markup-compatibility/2006" xmlns:aink="http://schemas.microsoft.com/office/drawing/2016/ink" xmlns:am3d="http://schemas.microsoft.com/office/drawing/2017/model3d" xmlns:o="urn:schemas-microsoft-com:office:office" xmlns:r="http://schemas.openxmlformats.org/officeDocument/2006/relationships" xmlns:m="http://schemas.openxmlformats.org/officeDocument/2006/math" xmlns:v="urn:schemas-microsoft-com:vml" xmlns:wp14="http://schemas.microsoft.com/office/word/2010/wordprocessingDrawing" xmlns:wp="http://schemas.openxmlformats.org/drawingml/2006/wordprocessingDrawing" xmlns:w10="urn:schemas-microsoft-com:office:word" xmlns:w="http://schemas.openxmlformats.org/wordprocessingml/2006/main" xmlns:w14="http://schemas.microsoft.com/office/word/2010/wordml" xmlns:w15="http://schemas.microsoft.com/office/word/2012/wordml" xmlns:w16cex="http://schemas.microsoft.com/office/word/2018/wordml/cex" xmlns:w16cid="http://schemas.microsoft.com/office/word/2016/wordml/cid" xmlns:w16="http://schemas.microsoft.com/office/word/2018/wordml" xmlns:w16sdtdh="http://schemas.microsoft.com/office/word/2020/wordml/sdtdatahash" xmlns:w16se="http://schemas.microsoft.com/office/word/2015/wordml/symex" xmlns:wpg="http://schemas.microsoft.com/office/word/2010/wordprocessingGroup" xmlns:wpi="http://schemas.microsoft.com/office/word/2010/wordprocessingInk" xmlns:wne="http://schemas.microsoft.com/office/word/2006/wordml" xmlns:wps="http://schemas.microsoft.com/office/word/2010/wordprocessingShape" mc:Ignorable="w14 w15 w16se w16cid w16 w16cex w16sdtdh wp14">
+<w:ftr xmlns:wpc="http://schemas.microsoft.com/office/word/2010/wordprocessingCanvas" xmlns:cx="http://schemas.microsoft.com/office/drawing/2014/chartex" xmlns:cx1="http://schemas.microsoft.com/office/drawing/2015/9/8/chartex" xmlns:cx2="http://schemas.microsoft.com/office/drawing/2015/10/21/chartex" xmlns:cx3="http://schemas.microsoft.com/office/drawing/2016/5/9/chartex" xmlns:cx4="http://schemas.microsoft.com/office/drawing/2016/5/10/chartex" xmlns:cx5="http://schemas.microsoft.com/office/drawing/2016/5/11/chartex" xmlns:cx6="http://schemas.microsoft.com/office/drawing/2016/5/12/chartex" xmlns:cx7="http://schemas.microsoft.com/office/drawing/2016/5/13/chartex" xmlns:cx8="http://schemas.microsoft.com/office/drawing/2016/5/14/chartex" xmlns:mc="http://schemas.openxmlformats.org/markup-compatibility/2006" xmlns:aink="http://schemas.microsoft.com/office/drawing/2016/ink" xmlns:am3d="http://schemas.microsoft.com/office/drawing/2017/model3d" xmlns:o="urn:schemas-microsoft-com:office:office" xmlns:oel="http://schemas.microsoft.com/office/2019/extlst" xmlns:r="http://schemas.openxmlformats.org/officeDocument/2006/relationships" xmlns:m="http://schemas.openxmlformats.org/officeDocument/2006/math" xmlns:v="urn:schemas-microsoft-com:vml" xmlns:wp14="http://schemas.microsoft.com/office/word/2010/wordprocessingDrawing" xmlns:wp="http://schemas.openxmlformats.org/drawingml/2006/wordprocessingDrawing" xmlns:w10="urn:schemas-microsoft-com:office:word" xmlns:w="http://schemas.openxmlformats.org/wordprocessingml/2006/main" xmlns:w14="http://schemas.microsoft.com/office/word/2010/wordml" xmlns:w15="http://schemas.microsoft.com/office/word/2012/wordml" xmlns:w16cex="http://schemas.microsoft.com/office/word/2018/wordml/cex" xmlns:w16cid="http://schemas.microsoft.com/office/word/2016/wordml/cid" xmlns:w16="http://schemas.microsoft.com/office/word/2018/wordml" xmlns:w16sdtdh="http://schemas.microsoft.com/office/word/2020/wordml/sdtdatahash" xmlns:w16se="http://schemas.microsoft.com/office/word/2015/wordml/symex" xmlns:wpg="http://schemas.microsoft.com/office/word/2010/wordprocessingGroup" xmlns:wpi="http://schemas.microsoft.com/office/word/2010/wordprocessingInk" xmlns:wne="http://schemas.microsoft.com/office/word/2006/wordml" xmlns:wps="http://schemas.microsoft.com/office/word/2010/wordprocessingShape" mc:Ignorable="w14 w15 w16se w16cid w16 w16cex w16sdtdh wp14">
   <w:p>
     <w:pPr>
       <w:pStyle w:val="llb"/>
@@ -3207,7 +5138,7 @@
         <w:rPr>
           <w:noProof/>
         </w:rPr>
-        <w:t>2026. 03. 26.</w:t>
+        <w:t>2026. 04. 05.</w:t>
       </w:r>
     </w:fldSimple>
     <w:r>
@@ -3236,7 +5167,7 @@
 </file>
 
 <file path=word/footnotes.xml><?xml version="1.0" encoding="utf-8"?>
-<w:footnotes xmlns:wpc="http://schemas.microsoft.com/office/word/2010/wordprocessingCanvas" xmlns:cx="http://schemas.microsoft.com/office/drawing/2014/chartex" xmlns:cx1="http://schemas.microsoft.com/office/drawing/2015/9/8/chartex" xmlns:cx2="http://schemas.microsoft.com/office/drawing/2015/10/21/chartex" xmlns:cx3="http://schemas.microsoft.com/office/drawing/2016/5/9/chartex" xmlns:cx4="http://schemas.microsoft.com/office/drawing/2016/5/10/chartex" xmlns:cx5="http://schemas.microsoft.com/office/drawing/2016/5/11/chartex" xmlns:cx6="http://schemas.microsoft.com/office/drawing/2016/5/12/chartex" xmlns:cx7="http://schemas.microsoft.com/office/drawing/2016/5/13/chartex" xmlns:cx8="http://schemas.microsoft.com/office/drawing/2016/5/14/chartex" xmlns:mc="http://schemas.openxmlformats.org/markup-compatibility/2006" xmlns:aink="http://schemas.microsoft.com/office/drawing/2016/ink" xmlns:am3d="http://schemas.microsoft.com/office/drawing/2017/model3d" xmlns:o="urn:schemas-microsoft-com:office:office" xmlns:r="http://schemas.openxmlformats.org/officeDocument/2006/relationships" xmlns:m="http://schemas.openxmlformats.org/officeDocument/2006/math" xmlns:v="urn:schemas-microsoft-com:vml" xmlns:wp14="http://schemas.microsoft.com/office/word/2010/wordprocessingDrawing" xmlns:wp="http://schemas.openxmlformats.org/drawingml/2006/wordprocessingDrawing" xmlns:w10="urn:schemas-microsoft-com:office:word" xmlns:w="http://schemas.openxmlformats.org/wordprocessingml/2006/main" xmlns:w14="http://schemas.microsoft.com/office/word/2010/wordml" xmlns:w15="http://schemas.microsoft.com/office/word/2012/wordml" xmlns:w16cex="http://schemas.microsoft.com/office/word/2018/wordml/cex" xmlns:w16cid="http://schemas.microsoft.com/office/word/2016/wordml/cid" xmlns:w16="http://schemas.microsoft.com/office/word/2018/wordml" xmlns:w16sdtdh="http://schemas.microsoft.com/office/word/2020/wordml/sdtdatahash" xmlns:w16se="http://schemas.microsoft.com/office/word/2015/wordml/symex" xmlns:wpg="http://schemas.microsoft.com/office/word/2010/wordprocessingGroup" xmlns:wpi="http://schemas.microsoft.com/office/word/2010/wordprocessingInk" xmlns:wne="http://schemas.microsoft.com/office/word/2006/wordml" xmlns:wps="http://schemas.microsoft.com/office/word/2010/wordprocessingShape" mc:Ignorable="w14 w15 w16se w16cid w16 w16cex w16sdtdh wp14">
+<w:footnotes xmlns:wpc="http://schemas.microsoft.com/office/word/2010/wordprocessingCanvas" xmlns:cx="http://schemas.microsoft.com/office/drawing/2014/chartex" xmlns:cx1="http://schemas.microsoft.com/office/drawing/2015/9/8/chartex" xmlns:cx2="http://schemas.microsoft.com/office/drawing/2015/10/21/chartex" xmlns:cx3="http://schemas.microsoft.com/office/drawing/2016/5/9/chartex" xmlns:cx4="http://schemas.microsoft.com/office/drawing/2016/5/10/chartex" xmlns:cx5="http://schemas.microsoft.com/office/drawing/2016/5/11/chartex" xmlns:cx6="http://schemas.microsoft.com/office/drawing/2016/5/12/chartex" xmlns:cx7="http://schemas.microsoft.com/office/drawing/2016/5/13/chartex" xmlns:cx8="http://schemas.microsoft.com/office/drawing/2016/5/14/chartex" xmlns:mc="http://schemas.openxmlformats.org/markup-compatibility/2006" xmlns:aink="http://schemas.microsoft.com/office/drawing/2016/ink" xmlns:am3d="http://schemas.microsoft.com/office/drawing/2017/model3d" xmlns:o="urn:schemas-microsoft-com:office:office" xmlns:oel="http://schemas.microsoft.com/office/2019/extlst" xmlns:r="http://schemas.openxmlformats.org/officeDocument/2006/relationships" xmlns:m="http://schemas.openxmlformats.org/officeDocument/2006/math" xmlns:v="urn:schemas-microsoft-com:vml" xmlns:wp14="http://schemas.microsoft.com/office/word/2010/wordprocessingDrawing" xmlns:wp="http://schemas.openxmlformats.org/drawingml/2006/wordprocessingDrawing" xmlns:w10="urn:schemas-microsoft-com:office:word" xmlns:w="http://schemas.openxmlformats.org/wordprocessingml/2006/main" xmlns:w14="http://schemas.microsoft.com/office/word/2010/wordml" xmlns:w15="http://schemas.microsoft.com/office/word/2012/wordml" xmlns:w16cex="http://schemas.microsoft.com/office/word/2018/wordml/cex" xmlns:w16cid="http://schemas.microsoft.com/office/word/2016/wordml/cid" xmlns:w16="http://schemas.microsoft.com/office/word/2018/wordml" xmlns:w16sdtdh="http://schemas.microsoft.com/office/word/2020/wordml/sdtdatahash" xmlns:w16se="http://schemas.microsoft.com/office/word/2015/wordml/symex" xmlns:wpg="http://schemas.microsoft.com/office/word/2010/wordprocessingGroup" xmlns:wpi="http://schemas.microsoft.com/office/word/2010/wordprocessingInk" xmlns:wne="http://schemas.microsoft.com/office/word/2006/wordml" xmlns:wps="http://schemas.microsoft.com/office/word/2010/wordprocessingShape" mc:Ignorable="w14 w15 w16se w16cid w16 w16cex w16sdtdh wp14">
   <w:footnote w:type="separator" w:id="-1">
     <w:p>
       <w:pPr>
@@ -3261,7 +5192,7 @@
 </file>
 
 <file path=word/header1.xml><?xml version="1.0" encoding="utf-8"?>
-<w:hdr xmlns:wpc="http://schemas.microsoft.com/office/word/2010/wordprocessingCanvas" xmlns:cx="http://schemas.microsoft.com/office/drawing/2014/chartex" xmlns:cx1="http://schemas.microsoft.com/office/drawing/2015/9/8/chartex" xmlns:cx2="http://schemas.microsoft.com/office/drawing/2015/10/21/chartex" xmlns:cx3="http://schemas.microsoft.com/office/drawing/2016/5/9/chartex" xmlns:cx4="http://schemas.microsoft.com/office/drawing/2016/5/10/chartex" xmlns:cx5="http://schemas.microsoft.com/office/drawing/2016/5/11/chartex" xmlns:cx6="http://schemas.microsoft.com/office/drawing/2016/5/12/chartex" xmlns:cx7="http://schemas.microsoft.com/office/drawing/2016/5/13/chartex" xmlns:cx8="http://schemas.microsoft.com/office/drawing/2016/5/14/chartex" xmlns:mc="http://schemas.openxmlformats.org/markup-compatibility/2006" xmlns:aink="http://schemas.microsoft.com/office/drawing/2016/ink" xmlns:am3d="http://schemas.microsoft.com/office/drawing/2017/model3d" xmlns:o="urn:schemas-microsoft-com:office:office" xmlns:r="http://schemas.openxmlformats.org/officeDocument/2006/relationships" xmlns:m="http://schemas.openxmlformats.org/officeDocument/2006/math" xmlns:v="urn:schemas-microsoft-com:vml" xmlns:wp14="http://schemas.microsoft.com/office/word/2010/wordprocessingDrawing" xmlns:wp="http://schemas.openxmlformats.org/drawingml/2006/wordprocessingDrawing" xmlns:w10="urn:schemas-microsoft-com:office:word" xmlns:w="http://schemas.openxmlformats.org/wordprocessingml/2006/main" xmlns:w14="http://schemas.microsoft.com/office/word/2010/wordml" xmlns:w15="http://schemas.microsoft.com/office/word/2012/wordml" xmlns:w16cex="http://schemas.microsoft.com/office/word/2018/wordml/cex" xmlns:w16cid="http://schemas.microsoft.com/office/word/2016/wordml/cid" xmlns:w16="http://schemas.microsoft.com/office/word/2018/wordml" xmlns:w16sdtdh="http://schemas.microsoft.com/office/word/2020/wordml/sdtdatahash" xmlns:w16se="http://schemas.microsoft.com/office/word/2015/wordml/symex" xmlns:wpg="http://schemas.microsoft.com/office/word/2010/wordprocessingGroup" xmlns:wpi="http://schemas.microsoft.com/office/word/2010/wordprocessingInk" xmlns:wne="http://schemas.microsoft.com/office/word/2006/wordml" xmlns:wps="http://schemas.microsoft.com/office/word/2010/wordprocessingShape" mc:Ignorable="w14 w15 w16se w16cid w16 w16cex w16sdtdh wp14">
+<w:hdr xmlns:wpc="http://schemas.microsoft.com/office/word/2010/wordprocessingCanvas" xmlns:cx="http://schemas.microsoft.com/office/drawing/2014/chartex" xmlns:cx1="http://schemas.microsoft.com/office/drawing/2015/9/8/chartex" xmlns:cx2="http://schemas.microsoft.com/office/drawing/2015/10/21/chartex" xmlns:cx3="http://schemas.microsoft.com/office/drawing/2016/5/9/chartex" xmlns:cx4="http://schemas.microsoft.com/office/drawing/2016/5/10/chartex" xmlns:cx5="http://schemas.microsoft.com/office/drawing/2016/5/11/chartex" xmlns:cx6="http://schemas.microsoft.com/office/drawing/2016/5/12/chartex" xmlns:cx7="http://schemas.microsoft.com/office/drawing/2016/5/13/chartex" xmlns:cx8="http://schemas.microsoft.com/office/drawing/2016/5/14/chartex" xmlns:mc="http://schemas.openxmlformats.org/markup-compatibility/2006" xmlns:aink="http://schemas.microsoft.com/office/drawing/2016/ink" xmlns:am3d="http://schemas.microsoft.com/office/drawing/2017/model3d" xmlns:o="urn:schemas-microsoft-com:office:office" xmlns:oel="http://schemas.microsoft.com/office/2019/extlst" xmlns:r="http://schemas.openxmlformats.org/officeDocument/2006/relationships" xmlns:m="http://schemas.openxmlformats.org/officeDocument/2006/math" xmlns:v="urn:schemas-microsoft-com:vml" xmlns:wp14="http://schemas.microsoft.com/office/word/2010/wordprocessingDrawing" xmlns:wp="http://schemas.openxmlformats.org/drawingml/2006/wordprocessingDrawing" xmlns:w10="urn:schemas-microsoft-com:office:word" xmlns:w="http://schemas.openxmlformats.org/wordprocessingml/2006/main" xmlns:w14="http://schemas.microsoft.com/office/word/2010/wordml" xmlns:w15="http://schemas.microsoft.com/office/word/2012/wordml" xmlns:w16cex="http://schemas.microsoft.com/office/word/2018/wordml/cex" xmlns:w16cid="http://schemas.microsoft.com/office/word/2016/wordml/cid" xmlns:w16="http://schemas.microsoft.com/office/word/2018/wordml" xmlns:w16sdtdh="http://schemas.microsoft.com/office/word/2020/wordml/sdtdatahash" xmlns:w16se="http://schemas.microsoft.com/office/word/2015/wordml/symex" xmlns:wpg="http://schemas.microsoft.com/office/word/2010/wordprocessingGroup" xmlns:wpi="http://schemas.microsoft.com/office/word/2010/wordprocessingInk" xmlns:wne="http://schemas.microsoft.com/office/word/2006/wordml" xmlns:wps="http://schemas.microsoft.com/office/word/2010/wordprocessingShape" mc:Ignorable="w14 w15 w16se w16cid w16 w16cex w16sdtdh wp14">
   <w:p>
     <w:pPr>
       <w:pStyle w:val="lfej"/>
@@ -3292,7 +5223,7 @@
 </file>
 
 <file path=word/numbering.xml><?xml version="1.0" encoding="utf-8"?>
-<w:numbering xmlns:wpc="http://schemas.microsoft.com/office/word/2010/wordprocessingCanvas" xmlns:cx="http://schemas.microsoft.com/office/drawing/2014/chartex" xmlns:cx1="http://schemas.microsoft.com/office/drawing/2015/9/8/chartex" xmlns:cx2="http://schemas.microsoft.com/office/drawing/2015/10/21/chartex" xmlns:cx3="http://schemas.microsoft.com/office/drawing/2016/5/9/chartex" xmlns:cx4="http://schemas.microsoft.com/office/drawing/2016/5/10/chartex" xmlns:cx5="http://schemas.microsoft.com/office/drawing/2016/5/11/chartex" xmlns:cx6="http://schemas.microsoft.com/office/drawing/2016/5/12/chartex" xmlns:cx7="http://schemas.microsoft.com/office/drawing/2016/5/13/chartex" xmlns:cx8="http://schemas.microsoft.com/office/drawing/2016/5/14/chartex" xmlns:mc="http://schemas.openxmlformats.org/markup-compatibility/2006" xmlns:aink="http://schemas.microsoft.com/office/drawing/2016/ink" xmlns:am3d="http://schemas.microsoft.com/office/drawing/2017/model3d" xmlns:o="urn:schemas-microsoft-com:office:office" xmlns:r="http://schemas.openxmlformats.org/officeDocument/2006/relationships" xmlns:m="http://schemas.openxmlformats.org/officeDocument/2006/math" xmlns:v="urn:schemas-microsoft-com:vml" xmlns:wp14="http://schemas.microsoft.com/office/word/2010/wordprocessingDrawing" xmlns:wp="http://schemas.openxmlformats.org/drawingml/2006/wordprocessingDrawing" xmlns:w10="urn:schemas-microsoft-com:office:word" xmlns:w="http://schemas.openxmlformats.org/wordprocessingml/2006/main" xmlns:w14="http://schemas.microsoft.com/office/word/2010/wordml" xmlns:w15="http://schemas.microsoft.com/office/word/2012/wordml" xmlns:w16cex="http://schemas.microsoft.com/office/word/2018/wordml/cex" xmlns:w16cid="http://schemas.microsoft.com/office/word/2016/wordml/cid" xmlns:w16="http://schemas.microsoft.com/office/word/2018/wordml" xmlns:w16sdtdh="http://schemas.microsoft.com/office/word/2020/wordml/sdtdatahash" xmlns:w16se="http://schemas.microsoft.com/office/word/2015/wordml/symex" xmlns:wpg="http://schemas.microsoft.com/office/word/2010/wordprocessingGroup" xmlns:wpi="http://schemas.microsoft.com/office/word/2010/wordprocessingInk" xmlns:wne="http://schemas.microsoft.com/office/word/2006/wordml" xmlns:wps="http://schemas.microsoft.com/office/word/2010/wordprocessingShape" mc:Ignorable="w14 w15 w16se w16cid w16 w16cex w16sdtdh wp14">
+<w:numbering xmlns:wpc="http://schemas.microsoft.com/office/word/2010/wordprocessingCanvas" xmlns:cx="http://schemas.microsoft.com/office/drawing/2014/chartex" xmlns:cx1="http://schemas.microsoft.com/office/drawing/2015/9/8/chartex" xmlns:cx2="http://schemas.microsoft.com/office/drawing/2015/10/21/chartex" xmlns:cx3="http://schemas.microsoft.com/office/drawing/2016/5/9/chartex" xmlns:cx4="http://schemas.microsoft.com/office/drawing/2016/5/10/chartex" xmlns:cx5="http://schemas.microsoft.com/office/drawing/2016/5/11/chartex" xmlns:cx6="http://schemas.microsoft.com/office/drawing/2016/5/12/chartex" xmlns:cx7="http://schemas.microsoft.com/office/drawing/2016/5/13/chartex" xmlns:cx8="http://schemas.microsoft.com/office/drawing/2016/5/14/chartex" xmlns:mc="http://schemas.openxmlformats.org/markup-compatibility/2006" xmlns:aink="http://schemas.microsoft.com/office/drawing/2016/ink" xmlns:am3d="http://schemas.microsoft.com/office/drawing/2017/model3d" xmlns:o="urn:schemas-microsoft-com:office:office" xmlns:oel="http://schemas.microsoft.com/office/2019/extlst" xmlns:r="http://schemas.openxmlformats.org/officeDocument/2006/relationships" xmlns:m="http://schemas.openxmlformats.org/officeDocument/2006/math" xmlns:v="urn:schemas-microsoft-com:vml" xmlns:wp14="http://schemas.microsoft.com/office/word/2010/wordprocessingDrawing" xmlns:wp="http://schemas.openxmlformats.org/drawingml/2006/wordprocessingDrawing" xmlns:w10="urn:schemas-microsoft-com:office:word" xmlns:w="http://schemas.openxmlformats.org/wordprocessingml/2006/main" xmlns:w14="http://schemas.microsoft.com/office/word/2010/wordml" xmlns:w15="http://schemas.microsoft.com/office/word/2012/wordml" xmlns:w16cex="http://schemas.microsoft.com/office/word/2018/wordml/cex" xmlns:w16cid="http://schemas.microsoft.com/office/word/2016/wordml/cid" xmlns:w16="http://schemas.microsoft.com/office/word/2018/wordml" xmlns:w16sdtdh="http://schemas.microsoft.com/office/word/2020/wordml/sdtdatahash" xmlns:w16se="http://schemas.microsoft.com/office/word/2015/wordml/symex" xmlns:wpg="http://schemas.microsoft.com/office/word/2010/wordprocessingGroup" xmlns:wpi="http://schemas.microsoft.com/office/word/2010/wordprocessingInk" xmlns:wne="http://schemas.microsoft.com/office/word/2006/wordml" xmlns:wps="http://schemas.microsoft.com/office/word/2010/wordprocessingShape" mc:Ignorable="w14 w15 w16se w16cid w16 w16cex w16sdtdh wp14">
   <w:abstractNum w:abstractNumId="0" w15:restartNumberingAfterBreak="0">
     <w:nsid w:val="05140A7B"/>
     <w:multiLevelType w:val="hybridMultilevel"/>
@@ -4378,40 +6309,40 @@
       </w:rPr>
     </w:lvl>
   </w:abstractNum>
-  <w:num w:numId="1">
+  <w:num w:numId="1" w16cid:durableId="1412045653">
     <w:abstractNumId w:val="5"/>
   </w:num>
-  <w:num w:numId="2">
+  <w:num w:numId="2" w16cid:durableId="907810449">
     <w:abstractNumId w:val="9"/>
   </w:num>
-  <w:num w:numId="3">
+  <w:num w:numId="3" w16cid:durableId="355155598">
     <w:abstractNumId w:val="5"/>
   </w:num>
-  <w:num w:numId="4">
+  <w:num w:numId="4" w16cid:durableId="2128116059">
     <w:abstractNumId w:val="7"/>
   </w:num>
-  <w:num w:numId="5">
+  <w:num w:numId="5" w16cid:durableId="444691686">
     <w:abstractNumId w:val="4"/>
   </w:num>
-  <w:num w:numId="6">
+  <w:num w:numId="6" w16cid:durableId="1423330899">
     <w:abstractNumId w:val="0"/>
   </w:num>
-  <w:num w:numId="7">
+  <w:num w:numId="7" w16cid:durableId="1472867240">
     <w:abstractNumId w:val="8"/>
   </w:num>
-  <w:num w:numId="8">
+  <w:num w:numId="8" w16cid:durableId="1267810547">
     <w:abstractNumId w:val="2"/>
   </w:num>
-  <w:num w:numId="9">
+  <w:num w:numId="9" w16cid:durableId="799227908">
     <w:abstractNumId w:val="1"/>
   </w:num>
-  <w:num w:numId="10">
+  <w:num w:numId="10" w16cid:durableId="1005747421">
     <w:abstractNumId w:val="6"/>
   </w:num>
-  <w:num w:numId="11">
+  <w:num w:numId="11" w16cid:durableId="194854311">
     <w:abstractNumId w:val="3"/>
   </w:num>
-  <w:num w:numId="12">
+  <w:num w:numId="12" w16cid:durableId="355814898">
     <w:abstractNumId w:val="7"/>
   </w:num>
 </w:numbering>
@@ -5566,6 +7497,18 @@
     <w:uiPriority w:val="99"/>
     <w:rsid w:val="00FA1810"/>
   </w:style>
+  <w:style w:type="character" w:styleId="Feloldatlanmegemlts">
+    <w:name w:val="Unresolved Mention"/>
+    <w:basedOn w:val="Bekezdsalapbettpusa"/>
+    <w:uiPriority w:val="99"/>
+    <w:semiHidden/>
+    <w:unhideWhenUsed/>
+    <w:rsid w:val="000A38E6"/>
+    <w:rPr>
+      <w:color w:val="605E5C"/>
+      <w:shd w:val="clear" w:color="auto" w:fill="E1DFDD"/>
+    </w:rPr>
+  </w:style>
 </w:styles>
 </file>
 
@@ -5855,10 +7798,21 @@
 </file>
 
 <file path=customXml/item1.xml><?xml version="1.0" encoding="utf-8"?>
-<b:Sources xmlns:b="http://schemas.openxmlformats.org/officeDocument/2006/bibliography" xmlns="http://schemas.openxmlformats.org/officeDocument/2006/bibliography" SelectedStyle="\APA.XSL" StyleName="APA"/>
+<p:properties xmlns:p="http://schemas.microsoft.com/office/2006/metadata/properties" xmlns:xsi="http://www.w3.org/2001/XMLSchema-instance" xmlns:pc="http://schemas.microsoft.com/office/infopath/2007/PartnerControls">
+  <documentManagement/>
+</p:properties>
 </file>
 
 <file path=customXml/item2.xml><?xml version="1.0" encoding="utf-8"?>
+<?mso-contentType ?>
+<FormTemplates xmlns="http://schemas.microsoft.com/sharepoint/v3/contenttype/forms">
+  <Display>DocumentLibraryForm</Display>
+  <Edit>DocumentLibraryForm</Edit>
+  <New>DocumentLibraryForm</New>
+</FormTemplates>
+</file>
+
+<file path=customXml/item3.xml><?xml version="1.0" encoding="utf-8"?>
 <ct:contentTypeSchema xmlns:ct="http://schemas.microsoft.com/office/2006/metadata/contentType" xmlns:ma="http://schemas.microsoft.com/office/2006/metadata/properties/metaAttributes" ct:_="" ma:_="" ma:contentTypeName="Dokumentum" ma:contentTypeID="0x0101000D5ADB86D6D97F4292B93E5E7F596E5E" ma:contentTypeVersion="4" ma:contentTypeDescription="Új dokumentum létrehozása." ma:contentTypeScope="" ma:versionID="3b96cb87920f285de2d4abfbaee3910f">
   <xsd:schema xmlns:xsd="http://www.w3.org/2001/XMLSchema" xmlns:xs="http://www.w3.org/2001/XMLSchema" xmlns:p="http://schemas.microsoft.com/office/2006/metadata/properties" xmlns:ns2="2001826b-5441-4e9a-a375-313dc4e33b8d" targetNamespace="http://schemas.microsoft.com/office/2006/metadata/properties" ma:root="true" ma:fieldsID="6b42f720e67c6ad2841292d61ea09c36" ns2:_="">
     <xsd:import namespace="2001826b-5441-4e9a-a375-313dc4e33b8d"/>
@@ -6004,30 +7958,28 @@
 </ct:contentTypeSchema>
 </file>
 
-<file path=customXml/item3.xml><?xml version="1.0" encoding="utf-8"?>
-<?mso-contentType ?>
-<FormTemplates xmlns="http://schemas.microsoft.com/sharepoint/v3/contenttype/forms">
-  <Display>DocumentLibraryForm</Display>
-  <Edit>DocumentLibraryForm</Edit>
-  <New>DocumentLibraryForm</New>
-</FormTemplates>
-</file>
-
 <file path=customXml/item4.xml><?xml version="1.0" encoding="utf-8"?>
-<p:properties xmlns:p="http://schemas.microsoft.com/office/2006/metadata/properties" xmlns:xsi="http://www.w3.org/2001/XMLSchema-instance" xmlns:pc="http://schemas.microsoft.com/office/infopath/2007/PartnerControls">
-  <documentManagement/>
-</p:properties>
+<b:Sources xmlns:b="http://schemas.openxmlformats.org/officeDocument/2006/bibliography" xmlns="http://schemas.openxmlformats.org/officeDocument/2006/bibliography" SelectedStyle="\APA.XSL" StyleName="APA"/>
 </file>
 
 <file path=customXml/itemProps1.xml><?xml version="1.0" encoding="utf-8"?>
-<ds:datastoreItem xmlns:ds="http://schemas.openxmlformats.org/officeDocument/2006/customXml" ds:itemID="{31D8A198-B5FD-41D1-8F98-20D226CAF475}">
+<ds:datastoreItem xmlns:ds="http://schemas.openxmlformats.org/officeDocument/2006/customXml" ds:itemID="{4683CF39-CBC1-469A-88EA-F31417A0D119}">
   <ds:schemaRefs>
-    <ds:schemaRef ds:uri="http://schemas.openxmlformats.org/officeDocument/2006/bibliography"/>
+    <ds:schemaRef ds:uri="http://schemas.microsoft.com/office/2006/metadata/properties"/>
+    <ds:schemaRef ds:uri="http://schemas.microsoft.com/office/infopath/2007/PartnerControls"/>
   </ds:schemaRefs>
 </ds:datastoreItem>
 </file>
 
 <file path=customXml/itemProps2.xml><?xml version="1.0" encoding="utf-8"?>
+<ds:datastoreItem xmlns:ds="http://schemas.openxmlformats.org/officeDocument/2006/customXml" ds:itemID="{49E9CE2F-4863-430F-A73B-CD3063AB172E}">
+  <ds:schemaRefs>
+    <ds:schemaRef ds:uri="http://schemas.microsoft.com/sharepoint/v3/contenttype/forms"/>
+  </ds:schemaRefs>
+</ds:datastoreItem>
+</file>
+
+<file path=customXml/itemProps3.xml><?xml version="1.0" encoding="utf-8"?>
 <ds:datastoreItem xmlns:ds="http://schemas.openxmlformats.org/officeDocument/2006/customXml" ds:itemID="{4601C325-6EFF-446C-8DA8-369491F52A71}">
   <ds:schemaRefs>
     <ds:schemaRef ds:uri="http://schemas.microsoft.com/office/2006/metadata/contentType"/>
@@ -6045,19 +7997,10 @@
 </ds:datastoreItem>
 </file>
 
-<file path=customXml/itemProps3.xml><?xml version="1.0" encoding="utf-8"?>
-<ds:datastoreItem xmlns:ds="http://schemas.openxmlformats.org/officeDocument/2006/customXml" ds:itemID="{49E9CE2F-4863-430F-A73B-CD3063AB172E}">
+<file path=customXml/itemProps4.xml><?xml version="1.0" encoding="utf-8"?>
+<ds:datastoreItem xmlns:ds="http://schemas.openxmlformats.org/officeDocument/2006/customXml" ds:itemID="{31D8A198-B5FD-41D1-8F98-20D226CAF475}">
   <ds:schemaRefs>
-    <ds:schemaRef ds:uri="http://schemas.microsoft.com/sharepoint/v3/contenttype/forms"/>
-  </ds:schemaRefs>
-</ds:datastoreItem>
-</file>
-
-<file path=customXml/itemProps4.xml><?xml version="1.0" encoding="utf-8"?>
-<ds:datastoreItem xmlns:ds="http://schemas.openxmlformats.org/officeDocument/2006/customXml" ds:itemID="{4683CF39-CBC1-469A-88EA-F31417A0D119}">
-  <ds:schemaRefs>
-    <ds:schemaRef ds:uri="http://schemas.microsoft.com/office/2006/metadata/properties"/>
-    <ds:schemaRef ds:uri="http://schemas.microsoft.com/office/infopath/2007/PartnerControls"/>
+    <ds:schemaRef ds:uri="http://schemas.openxmlformats.org/officeDocument/2006/bibliography"/>
   </ds:schemaRefs>
 </ds:datastoreItem>
 </file>